--- a/Cognitive Amplification Essay/v1.6/Cognitive Amplification-A Framework for Human-AI Collaborative Authorship v1.6 AUDIT-TRAIL.docx
+++ b/Cognitive Amplification Essay/v1.6/Cognitive Amplification-A Framework for Human-AI Collaborative Authorship v1.6 AUDIT-TRAIL.docx
@@ -6,40 +6,27 @@
       <w:pPr>
         <w:pStyle w:val="Title"/>
       </w:pPr>
-      <w:bookmarkStart w:id="0" w:name="_GoBack"/>
-      <w:bookmarkEnd w:id="0"/>
       <w:r>
         <w:t>Cognitive Amplification: A Framework for Human-AI Collaborative Authorship</w:t>
       </w:r>
     </w:p>
     <w:p>
       <w:pPr>
-        <w:spacing w:after="0"/>
-      </w:pPr>
-      <w:r>
-        <w:rPr>
-          <w:b/>
-        </w:rPr>
-        <w:t>Author:</w:t>
-      </w:r>
-      <w:r>
-        <w:t xml:space="preserve"> Ernesto Antonio Taylor| YIM Project | yeahitsme.com</w:t>
-      </w:r>
-    </w:p>
-    <w:p>
-      <w:pPr>
-        <w:spacing w:after="0"/>
-        <w:rPr>
-          <w:b/>
-          <w:bCs/>
-        </w:rPr>
+        <w:pStyle w:val="Metadata"/>
       </w:pPr>
       <w:r>
         <w:t>Preprint - v1.6 (April 2026)</w:t>
       </w:r>
+    </w:p>
+    <w:p/>
+    <w:p>
+      <w:pPr>
+        <w:pStyle w:val="Metadata"/>
+      </w:pPr>
       <w:r>
         <w:br/>
       </w:r>
+      <w:bookmarkStart w:id="0" w:name="_Hlk226801288"/>
       <w:r>
         <w:pict>
           <v:rect id="_x0000_i1025" style="width:0;height:1.5pt" o:hralign="center" o:hrstd="t" o:hr="t"/>
@@ -51,6 +38,20 @@
       <w:r>
         <w:rPr>
           <w:b/>
+        </w:rPr>
+        <w:t>Author:</w:t>
+      </w:r>
+      <w:r>
+        <w:t xml:space="preserve"> Ernesto Antonio Taylor| YIM Project | yeahitsme.com</w:t>
+      </w:r>
+    </w:p>
+    <w:p>
+      <w:pPr>
+        <w:pStyle w:val="Metadata"/>
+      </w:pPr>
+      <w:r>
+        <w:rPr>
+          <w:b/>
           <w:bCs/>
         </w:rPr>
         <w:t>Date:</w:t>
@@ -66,10 +67,10 @@
           <w:b/>
           <w:bCs/>
         </w:rPr>
-        <w:t>DOI:</w:t>
-      </w:r>
-      <w:r>
-        <w:t xml:space="preserve"> 10.5281/zenodo.19425349</w:t>
+        <w:t>STUDY TYPE:</w:t>
+      </w:r>
+      <w:r>
+        <w:t xml:space="preserve"> Conceptual Framework Version 2.0.0</w:t>
       </w:r>
     </w:p>
     <w:p>
@@ -81,35 +82,79 @@
           <w:b/>
           <w:bCs/>
         </w:rPr>
-        <w:t>Related work:</w:t>
+        <w:t>PERMANENT IDENTIFIER:</w:t>
+      </w:r>
+      <w:r>
+        <w:t xml:space="preserve"> [</w:t>
+      </w:r>
+      <w:hyperlink r:id="rId7" w:history="1">
+        <w:r>
+          <w:rPr>
+            <w:rFonts w:eastAsia="Calibri" w:cs="Times New Roman"/>
+            <w:color w:val="4F81BD"/>
+          </w:rPr>
+          <w:t>10.5281/zenodo.19425349</w:t>
+        </w:r>
+      </w:hyperlink>
+      <w:r>
+        <w:t>]</w:t>
+      </w:r>
+    </w:p>
+    <w:p>
+      <w:pPr>
+        <w:pStyle w:val="Metadata"/>
+      </w:pPr>
+      <w:r>
+        <w:rPr>
+          <w:b/>
+          <w:bCs/>
+        </w:rPr>
+        <w:t xml:space="preserve">SOURCE REPOSITORY: </w:t>
+      </w:r>
+      <w:r>
+        <w:t>[</w:t>
+      </w:r>
+      <w:hyperlink r:id="rId8" w:history="1">
+        <w:r>
+          <w:rPr>
+            <w:rFonts w:eastAsia="Calibri" w:cs="Times New Roman"/>
+            <w:color w:val="4F81BD"/>
+          </w:rPr>
+          <w:t>Cognitive Amplification Essay</w:t>
+        </w:r>
+      </w:hyperlink>
+      <w:r>
+        <w:t>]</w:t>
+      </w:r>
+    </w:p>
+    <w:p>
+      <w:pPr>
+        <w:pStyle w:val="Metadata"/>
+      </w:pPr>
+      <w:r>
+        <w:rPr>
+          <w:b/>
+          <w:bCs/>
+        </w:rPr>
+        <w:t>ASSOCIATED MANUSCRIPT DOI:</w:t>
       </w:r>
       <w:r>
         <w:t xml:space="preserve"> </w:t>
       </w:r>
       <w:r>
-        <w:rPr>
-          <w:i/>
-          <w:iCs/>
-        </w:rPr>
-        <w:t xml:space="preserve">From Micro-Failure Tags to Defensive Syndromes: A Technical Framework for the Core Six User-Facing Failure Modes in AI Assistants </w:t>
-      </w:r>
-      <w:r>
-        <w:rPr>
-          <w:i/>
-          <w:iCs/>
-        </w:rPr>
-        <w:t xml:space="preserve">- </w:t>
-      </w:r>
-      <w:r>
-        <w:t>the primary research corpus this essay references - is available at DOI:10.5281/zenodo.19423182.</w:t>
-      </w:r>
-      <w:r>
-        <w:rPr>
-          <w:b/>
-          <w:bCs/>
-        </w:rPr>
-        <w:t xml:space="preserve"> </w:t>
-      </w:r>
+        <w:t>From Micro-Failure Tags to Defensive Syndromes: A Technical Framework for the Core Six User-Facing Failure Modes in AI Assistants</w:t>
+      </w:r>
+      <w:r>
+        <w:t xml:space="preserve"> - </w:t>
+      </w:r>
+      <w:hyperlink r:id="rId9" w:history="1">
+        <w:r>
+          <w:rPr>
+            <w:rStyle w:val="Hyperlink"/>
+          </w:rPr>
+          <w:t>DOI: 10.5281/zenodo.19423182</w:t>
+        </w:r>
+      </w:hyperlink>
     </w:p>
     <w:p>
       <w:r>
@@ -118,6 +163,7 @@
         </w:pict>
       </w:r>
     </w:p>
+    <w:bookmarkEnd w:id="0"/>
     <w:p>
       <w:pPr>
         <w:pStyle w:val="Heading1"/>
@@ -128,7 +174,12 @@
     </w:p>
     <w:p>
       <w:r>
-        <w:t>This document is the public release version of the essay's production log. What it proves is not just that the essay changed many times, but that the pattern of change remained consistent throughout: the human identified the problem, AI implemented against that direction, the human evaluated the result, and the human redirected when the work still was not right. The essay argues that this is what cognitive amplification looks like in practice. The audit trail shows the method operating on the essay itself.</w:t>
+        <w:t>This document is the public release version of the essay's production log. What it proves is not just that the essay changed many times, but that the pattern of change remained consistent throughout: the human identified the problem, AI implemented against that direction, the human evaluated the result, and the human redirected when the work still was not right. The essay argues that this is what cognitive amplification looks lik</w:t>
+      </w:r>
+      <w:bookmarkStart w:id="1" w:name="_GoBack"/>
+      <w:bookmarkEnd w:id="1"/>
+      <w:r>
+        <w:t>e in practice. The audit trail shows the method operating on the essay itself.</w:t>
       </w:r>
     </w:p>
     <w:p>
@@ -145,7 +196,7 @@
       <w:pPr>
         <w:pStyle w:val="Heading2"/>
         <w:sectPr>
-          <w:footerReference w:type="default" r:id="rId7"/>
+          <w:footerReference w:type="default" r:id="rId10"/>
           <w:pgSz w:w="11906" w:h="16838"/>
           <w:pgMar w:top="1440" w:right="1440" w:bottom="1440" w:left="1440" w:header="851" w:footer="0" w:gutter="0"/>
           <w:cols w:space="425"/>

--- a/Cognitive Amplification Essay/v1.6/Cognitive Amplification-A Framework for Human-AI Collaborative Authorship v1.6 AUDIT-TRAIL.docx
+++ b/Cognitive Amplification Essay/v1.6/Cognitive Amplification-A Framework for Human-AI Collaborative Authorship v1.6 AUDIT-TRAIL.docx
@@ -7,13 +7,15 @@
         <w:pStyle w:val="Title"/>
       </w:pPr>
       <w:r>
-        <w:t>Cognitive Amplification: A Framework for Human-AI Collaborative Authorship</w:t>
+        <w:t>Cognitive Amplification: A Framework for Human-AI Collaborative Authorship — and the Instruments that Make it Real</w:t>
       </w:r>
     </w:p>
     <w:p>
       <w:pPr>
         <w:pStyle w:val="Metadata"/>
       </w:pPr>
+      <w:bookmarkStart w:id="0" w:name="_GoBack"/>
+      <w:bookmarkEnd w:id="0"/>
       <w:r>
         <w:t>Preprint - v1.6 (April 2026)</w:t>
       </w:r>
@@ -26,7 +28,7 @@
       <w:r>
         <w:br/>
       </w:r>
-      <w:bookmarkStart w:id="0" w:name="_Hlk226801288"/>
+      <w:bookmarkStart w:id="1" w:name="_Hlk226801288"/>
       <w:r>
         <w:pict>
           <v:rect id="_x0000_i1025" style="width:0;height:1.5pt" o:hralign="center" o:hrstd="t" o:hr="t"/>
@@ -163,7 +165,7 @@
         </w:pict>
       </w:r>
     </w:p>
-    <w:bookmarkEnd w:id="0"/>
+    <w:bookmarkEnd w:id="1"/>
     <w:p>
       <w:pPr>
         <w:pStyle w:val="Heading1"/>
@@ -174,12 +176,7 @@
     </w:p>
     <w:p>
       <w:r>
-        <w:t>This document is the public release version of the essay's production log. What it proves is not just that the essay changed many times, but that the pattern of change remained consistent throughout: the human identified the problem, AI implemented against that direction, the human evaluated the result, and the human redirected when the work still was not right. The essay argues that this is what cognitive amplification looks lik</w:t>
-      </w:r>
-      <w:bookmarkStart w:id="1" w:name="_GoBack"/>
-      <w:bookmarkEnd w:id="1"/>
-      <w:r>
-        <w:t>e in practice. The audit trail shows the method operating on the essay itself.</w:t>
+        <w:t>This document is the public release version of the essay's production log. What it proves is not just that the essay changed many times, but that the pattern of change remained consistent throughout: the human identified the problem, AI implemented against that direction, the human evaluated the result, and the human redirected when the work still was not right. The essay argues that this is what cognitive amplification looks like in practice. The audit trail shows the method operating on the essay itself.</w:t>
       </w:r>
     </w:p>
     <w:p>
@@ -939,6 +936,7 @@
           </w:tcPr>
           <w:p>
             <w:r>
+              <w:lastRenderedPageBreak/>
               <w:t>v0.5c</w:t>
             </w:r>
           </w:p>
@@ -998,7 +996,6 @@
           </w:tcPr>
           <w:p>
             <w:r>
-              <w:lastRenderedPageBreak/>
               <w:t>v0.5d</w:t>
             </w:r>
           </w:p>
@@ -1598,7 +1595,11 @@
               <w:cnfStyle w:val="000000000000" w:firstRow="0" w:lastRow="0" w:firstColumn="0" w:lastColumn="0" w:oddVBand="0" w:evenVBand="0" w:oddHBand="0" w:evenHBand="0" w:firstRowFirstColumn="0" w:firstRowLastColumn="0" w:lastRowFirstColumn="0" w:lastRowLastColumn="0"/>
             </w:pPr>
             <w:r>
-              <w:t>~8,700 words main body + ~700-word Epilogue</w:t>
+              <w:t>~8,700 words main body + ~700-</w:t>
+            </w:r>
+            <w:r>
+              <w:lastRenderedPageBreak/>
+              <w:t>word Epilogue</w:t>
             </w:r>
           </w:p>
         </w:tc>
@@ -1611,7 +1612,12 @@
               <w:cnfStyle w:val="000000000000" w:firstRow="0" w:lastRow="0" w:firstColumn="0" w:lastColumn="0" w:oddVBand="0" w:evenVBand="0" w:oddHBand="0" w:evenHBand="0" w:firstRowFirstColumn="0" w:firstRowLastColumn="0" w:lastRowFirstColumn="0" w:lastRowLastColumn="0"/>
             </w:pPr>
             <w:r>
-              <w:t>Add the legal housing-crisis case and the YIM organizational structure as cross-domain proof of the method.</w:t>
+              <w:lastRenderedPageBreak/>
+              <w:t xml:space="preserve">Add the legal housing-crisis case and the YIM organizational structure as </w:t>
+            </w:r>
+            <w:r>
+              <w:lastRenderedPageBreak/>
+              <w:t>cross-domain proof of the method.</w:t>
             </w:r>
           </w:p>
         </w:tc>
@@ -1624,6 +1630,7 @@
               <w:cnfStyle w:val="000000000000" w:firstRow="0" w:lastRow="0" w:firstColumn="0" w:lastColumn="0" w:oddVBand="0" w:evenVBand="0" w:oddHBand="0" w:evenHBand="0" w:firstRowFirstColumn="0" w:firstRowLastColumn="0" w:lastRowFirstColumn="0" w:lastRowLastColumn="0"/>
             </w:pPr>
             <w:r>
+              <w:lastRenderedPageBreak/>
               <w:t>Extended cognitive amplification from research writing into legal survival work and organizational coordination.</w:t>
             </w:r>
           </w:p>
@@ -1699,7 +1706,6 @@
           </w:tcPr>
           <w:p>
             <w:r>
-              <w:lastRenderedPageBreak/>
               <w:t>v0.15</w:t>
             </w:r>
           </w:p>
@@ -2089,6 +2095,7 @@
           <w:b/>
           <w:bCs/>
         </w:rPr>
+        <w:lastRenderedPageBreak/>
         <w:t>Purpose: This document tracks the iterative development of "Cognitive Amplification: A Framework for Human-AI Collaborative Authorship and the Instruments That Make It Real" through two mechanisms:</w:t>
       </w:r>
     </w:p>
@@ -2101,7 +2108,6 @@
           <w:b/>
           <w:bCs/>
         </w:rPr>
-        <w:lastRenderedPageBreak/>
         <w:t>Version Change Documentation</w:t>
       </w:r>
       <w:r>
@@ -2235,6 +2241,7 @@
         <w:pStyle w:val="ListNumber"/>
       </w:pPr>
       <w:r>
+        <w:lastRenderedPageBreak/>
         <w:t>Implementer AI sits downstream (executes — VS Code agent example)</w:t>
       </w:r>
     </w:p>
@@ -2251,7 +2258,6 @@
         <w:pStyle w:val="ListNumber"/>
       </w:pPr>
       <w:r>
-        <w:lastRenderedPageBreak/>
         <w:t>Honest limits integrated: "If you are less thoughtful, work will be less thoughtful. Period."</w:t>
       </w:r>
     </w:p>
@@ -2430,6 +2436,7 @@
           <w:b/>
           <w:bCs/>
         </w:rPr>
+        <w:lastRenderedPageBreak/>
         <w:t>User Directive for v0.3:</w:t>
       </w:r>
       <w:r>
@@ -2442,211 +2449,211 @@
           <w:b/>
           <w:bCs/>
         </w:rPr>
+        <w:t>Major Changes Implemented in v0.3:</w:t>
+      </w:r>
+    </w:p>
+    <w:p>
+      <w:pPr>
+        <w:pStyle w:val="ListNumber"/>
+      </w:pPr>
+      <w:r>
+        <w:t>Removed Repetitive Mortality Language</w:t>
+      </w:r>
+    </w:p>
+    <w:p>
+      <w:pPr>
+        <w:pStyle w:val="ListNumber"/>
+      </w:pPr>
+      <w:r>
+        <w:t>"grave" now appears only once (eliminated repetition)</w:t>
+      </w:r>
+    </w:p>
+    <w:p>
+      <w:pPr>
+        <w:pStyle w:val="ListNumber"/>
+      </w:pPr>
+      <w:r>
+        <w:t>"nearly 50" age reference removed</w:t>
+      </w:r>
+    </w:p>
+    <w:p>
+      <w:pPr>
+        <w:pStyle w:val="ListNumber"/>
+      </w:pPr>
+      <w:r>
+        <w:t>Death/loss language stripped throughout</w:t>
+      </w:r>
+    </w:p>
+    <w:p>
+      <w:pPr>
+        <w:pStyle w:val="ListNumber"/>
+      </w:pPr>
+      <w:r>
+        <w:rPr>
+          <w:b/>
+          <w:bCs/>
+        </w:rPr>
+        <w:t>Section 3 Completely Reframed</w:t>
+      </w:r>
+      <w:r>
+        <w:t xml:space="preserve"> — Title changed from "What Would Have Been Lost" to "What Got Built"</w:t>
+      </w:r>
+    </w:p>
+    <w:p>
+      <w:pPr>
+        <w:pStyle w:val="ListNumber"/>
+      </w:pPr>
+      <w:r>
+        <w:t>Focus shifted: NOT "imagine if this died with me" → YES "here's what actually got built"</w:t>
+      </w:r>
+    </w:p>
+    <w:p>
+      <w:pPr>
+        <w:pStyle w:val="ListNumber"/>
+      </w:pPr>
+      <w:r>
+        <w:t>Content now emphasizes:</w:t>
+      </w:r>
+    </w:p>
+    <w:p>
+      <w:pPr>
+        <w:ind w:left="480" w:hanging="480"/>
+      </w:pPr>
+      <w:r>
+        <w:t xml:space="preserve"> </w:t>
+      </w:r>
+      <w:r>
+        <w:tab/>
+      </w:r>
+      <w:r>
+        <w:t>Taxonomy exists now as documented research (not "would've died unnamed")</w:t>
+      </w:r>
+    </w:p>
+    <w:p>
+      <w:pPr>
+        <w:ind w:left="480" w:hanging="480"/>
+      </w:pPr>
+      <w:r>
+        <w:t xml:space="preserve"> </w:t>
+      </w:r>
+      <w:r>
+        <w:tab/>
+      </w:r>
+      <w:r>
+        <w:t>Voice replication system built and operational</w:t>
+      </w:r>
+    </w:p>
+    <w:p>
+      <w:pPr>
+        <w:ind w:left="480" w:hanging="480"/>
+      </w:pPr>
+      <w:r>
+        <w:t xml:space="preserve"> </w:t>
+      </w:r>
+      <w:r>
+        <w:tab/>
+      </w:r>
+      <w:r>
+        <w:t>Validation infrastructure exists from governance tools</w:t>
+      </w:r>
+    </w:p>
+    <w:p>
+      <w:pPr>
+        <w:ind w:left="480" w:hanging="480"/>
+      </w:pPr>
+      <w:r>
+        <w:t xml:space="preserve"> </w:t>
+      </w:r>
+      <w:r>
+        <w:tab/>
+      </w:r>
+      <w:r>
+        <w:t>Demonstration that independent practitioner research is possible (proof by existence)</w:t>
+      </w:r>
+    </w:p>
+    <w:p>
+      <w:pPr>
+        <w:pStyle w:val="ListNumber"/>
+      </w:pPr>
+      <w:r>
+        <w:t>Tone: Showing what became real, not lamenting what almost wasn't</w:t>
+      </w:r>
+    </w:p>
+    <w:p>
+      <w:pPr>
+        <w:pStyle w:val="ListNumber"/>
+      </w:pPr>
+      <w:r>
+        <w:rPr>
+          <w:b/>
+          <w:bCs/>
+        </w:rPr>
+        <w:t>Section 4 Lightened</w:t>
+      </w:r>
+      <w:r>
+        <w:t xml:space="preserve"> — More "watch what becomes possible" framing, less despair/constraint emphasis</w:t>
+      </w:r>
+    </w:p>
+    <w:p>
+      <w:pPr>
+        <w:pStyle w:val="ListNumber"/>
+      </w:pPr>
+      <w:r>
+        <w:t>Vignettes maintained (educator, organizer) but with lighter invitation tone</w:t>
+      </w:r>
+    </w:p>
+    <w:p>
+      <w:pPr>
+        <w:pStyle w:val="ListNumber"/>
+      </w:pPr>
+      <w:r>
+        <w:t>Emphasized capability unlocking, not system failure grief</w:t>
+      </w:r>
+    </w:p>
+    <w:p>
+      <w:pPr>
+        <w:pStyle w:val="ListNumber"/>
+      </w:pPr>
+      <w:r>
+        <w:rPr>
+          <w:b/>
+          <w:bCs/>
+        </w:rPr>
+        <w:t>"If" Changed to "When"</w:t>
+      </w:r>
+      <w:r>
+        <w:t xml:space="preserve"> — In Section 4 invitation: "When you're feeling like you have more in you than current systems let you express..." (assumes reader already has more to express, doesn't question whether they do)</w:t>
+      </w:r>
+    </w:p>
+    <w:p>
+      <w:pPr>
+        <w:pStyle w:val="ListNumber"/>
+      </w:pPr>
+      <w:r>
+        <w:rPr>
+          <w:b/>
+          <w:bCs/>
+        </w:rPr>
+        <w:t>Overall Tone Shift</w:t>
+      </w:r>
+      <w:r>
+        <w:t xml:space="preserve"> — From near-tragedy-averted to look-what-got-built-when-constraints-lifted</w:t>
+      </w:r>
+    </w:p>
+    <w:p>
+      <w:pPr>
+        <w:pStyle w:val="ListNumber"/>
+      </w:pPr>
+      <w:r>
+        <w:t>Maintained conversational warmth and personal connection</w:t>
+      </w:r>
+    </w:p>
+    <w:p>
+      <w:pPr>
+        <w:pStyle w:val="ListNumber"/>
+      </w:pPr>
+      <w:r>
         <w:lastRenderedPageBreak/>
-        <w:t>Major Changes Implemented in v0.3:</w:t>
-      </w:r>
-    </w:p>
-    <w:p>
-      <w:pPr>
-        <w:pStyle w:val="ListNumber"/>
-      </w:pPr>
-      <w:r>
-        <w:t>Removed Repetitive Mortality Language</w:t>
-      </w:r>
-    </w:p>
-    <w:p>
-      <w:pPr>
-        <w:pStyle w:val="ListNumber"/>
-      </w:pPr>
-      <w:r>
-        <w:t>"grave" now appears only once (eliminated repetition)</w:t>
-      </w:r>
-    </w:p>
-    <w:p>
-      <w:pPr>
-        <w:pStyle w:val="ListNumber"/>
-      </w:pPr>
-      <w:r>
-        <w:t>"nearly 50" age reference removed</w:t>
-      </w:r>
-    </w:p>
-    <w:p>
-      <w:pPr>
-        <w:pStyle w:val="ListNumber"/>
-      </w:pPr>
-      <w:r>
-        <w:t>Death/loss language stripped throughout</w:t>
-      </w:r>
-    </w:p>
-    <w:p>
-      <w:pPr>
-        <w:pStyle w:val="ListNumber"/>
-      </w:pPr>
-      <w:r>
-        <w:rPr>
-          <w:b/>
-          <w:bCs/>
-        </w:rPr>
-        <w:t>Section 3 Completely Reframed</w:t>
-      </w:r>
-      <w:r>
-        <w:t xml:space="preserve"> — Title changed from "What Would Have Been Lost" to "What Got Built"</w:t>
-      </w:r>
-    </w:p>
-    <w:p>
-      <w:pPr>
-        <w:pStyle w:val="ListNumber"/>
-      </w:pPr>
-      <w:r>
-        <w:t>Focus shifted: NOT "imagine if this died with me" → YES "here's what actually got built"</w:t>
-      </w:r>
-    </w:p>
-    <w:p>
-      <w:pPr>
-        <w:pStyle w:val="ListNumber"/>
-      </w:pPr>
-      <w:r>
-        <w:t>Content now emphasizes:</w:t>
-      </w:r>
-    </w:p>
-    <w:p>
-      <w:pPr>
-        <w:ind w:left="480" w:hanging="480"/>
-      </w:pPr>
-      <w:r>
-        <w:t xml:space="preserve"> </w:t>
-      </w:r>
-      <w:r>
-        <w:tab/>
-      </w:r>
-      <w:r>
-        <w:t>Taxonomy exists now as documented research (not "would've died unnamed")</w:t>
-      </w:r>
-    </w:p>
-    <w:p>
-      <w:pPr>
-        <w:ind w:left="480" w:hanging="480"/>
-      </w:pPr>
-      <w:r>
-        <w:t xml:space="preserve"> </w:t>
-      </w:r>
-      <w:r>
-        <w:tab/>
-      </w:r>
-      <w:r>
-        <w:t>Voice replication system built and operational</w:t>
-      </w:r>
-    </w:p>
-    <w:p>
-      <w:pPr>
-        <w:ind w:left="480" w:hanging="480"/>
-      </w:pPr>
-      <w:r>
-        <w:t xml:space="preserve"> </w:t>
-      </w:r>
-      <w:r>
-        <w:tab/>
-      </w:r>
-      <w:r>
-        <w:t>Validation infrastructure exists from governance tools</w:t>
-      </w:r>
-    </w:p>
-    <w:p>
-      <w:pPr>
-        <w:ind w:left="480" w:hanging="480"/>
-      </w:pPr>
-      <w:r>
-        <w:t xml:space="preserve"> </w:t>
-      </w:r>
-      <w:r>
-        <w:tab/>
-      </w:r>
-      <w:r>
-        <w:t>Demonstration that independent practitioner research is possible (proof by existence)</w:t>
-      </w:r>
-    </w:p>
-    <w:p>
-      <w:pPr>
-        <w:pStyle w:val="ListNumber"/>
-      </w:pPr>
-      <w:r>
-        <w:t>Tone: Showing what became real, not lamenting what almost wasn't</w:t>
-      </w:r>
-    </w:p>
-    <w:p>
-      <w:pPr>
-        <w:pStyle w:val="ListNumber"/>
-      </w:pPr>
-      <w:r>
-        <w:rPr>
-          <w:b/>
-          <w:bCs/>
-        </w:rPr>
-        <w:t>Section 4 Lightened</w:t>
-      </w:r>
-      <w:r>
-        <w:t xml:space="preserve"> — More "watch what becomes possible" framing, less despair/constraint emphasis</w:t>
-      </w:r>
-    </w:p>
-    <w:p>
-      <w:pPr>
-        <w:pStyle w:val="ListNumber"/>
-      </w:pPr>
-      <w:r>
-        <w:t>Vignettes maintained (educator, organizer) but with lighter invitation tone</w:t>
-      </w:r>
-    </w:p>
-    <w:p>
-      <w:pPr>
-        <w:pStyle w:val="ListNumber"/>
-      </w:pPr>
-      <w:r>
-        <w:t>Emphasized capability unlocking, not system failure grief</w:t>
-      </w:r>
-    </w:p>
-    <w:p>
-      <w:pPr>
-        <w:pStyle w:val="ListNumber"/>
-      </w:pPr>
-      <w:r>
-        <w:rPr>
-          <w:b/>
-          <w:bCs/>
-        </w:rPr>
-        <w:t>"If" Changed to "When"</w:t>
-      </w:r>
-      <w:r>
-        <w:t xml:space="preserve"> — In Section 4 invitation: "When you're feeling like you have more in you than current systems let you express..." (assumes reader already has more to express, doesn't question whether they do)</w:t>
-      </w:r>
-    </w:p>
-    <w:p>
-      <w:pPr>
-        <w:pStyle w:val="ListNumber"/>
-      </w:pPr>
-      <w:r>
-        <w:rPr>
-          <w:b/>
-          <w:bCs/>
-        </w:rPr>
-        <w:t>Overall Tone Shift</w:t>
-      </w:r>
-      <w:r>
-        <w:t xml:space="preserve"> — From near-tragedy-averted to look-what-got-built-when-constraints-lifted</w:t>
-      </w:r>
-    </w:p>
-    <w:p>
-      <w:pPr>
-        <w:pStyle w:val="ListNumber"/>
-      </w:pPr>
-      <w:r>
-        <w:t>Maintained conversational warmth and personal connection</w:t>
-      </w:r>
-    </w:p>
-    <w:p>
-      <w:pPr>
-        <w:pStyle w:val="ListNumber"/>
-      </w:pPr>
-      <w:r>
         <w:t>Reduced direct "you" address slightly while keeping invitation feel</w:t>
       </w:r>
     </w:p>
@@ -2813,6 +2820,7 @@
         <w:pStyle w:val="ListNumber"/>
       </w:pPr>
       <w:r>
+        <w:lastRenderedPageBreak/>
         <w:t>Option 6: "Origin of 6th Syndrome — Merlin/Perplexity Sessions" (#8) — advisory sessions spark Surface Compliance theory (AGENT RECOMMENDED FOR v0.4b)</w:t>
       </w:r>
     </w:p>
@@ -2845,113 +2853,116 @@
         <w:pStyle w:val="ListBullet"/>
       </w:pPr>
       <w:r>
+        <w:t>Core Six paper consulted (line ~1590 in LONG VERSION) to capture clinical description of Surface Compliance origin — used as contrast for v0.4b closing</w:t>
+      </w:r>
+    </w:p>
+    <w:p>
+      <w:r>
+        <w:rPr>
+          <w:b/>
+          <w:bCs/>
+        </w:rPr>
+        <w:t>Decision to Create Two Parallel Versions:</w:t>
+      </w:r>
+      <w:r>
+        <w:t xml:space="preserve"> User: "I like 5 for it. But separately write it with the 6th one as well. I'll decide afterwards... make yours 0.4b."</w:t>
+      </w:r>
+    </w:p>
+    <w:p>
+      <w:pPr>
+        <w:pStyle w:val="ListBullet"/>
+      </w:pPr>
+      <w:r>
+        <w:t>v0.4a = User's pick (Story #38 — "I Learned the Names Yesterday")</w:t>
+      </w:r>
+    </w:p>
+    <w:p>
+      <w:pPr>
+        <w:pStyle w:val="ListBullet"/>
+      </w:pPr>
+      <w:r>
+        <w:t>v0.4b = Agent recommendation (Story #8 — "Origin of 6th Syndrome — The Merlin and Perplexity Sessions")</w:t>
+      </w:r>
+    </w:p>
+    <w:p>
+      <w:r>
+        <w:rPr>
+          <w:b/>
+          <w:bCs/>
+        </w:rPr>
+        <w:t>Major Changes Implemented in Both v0.4a and v0.4b:</w:t>
+      </w:r>
+    </w:p>
+    <w:p>
+      <w:pPr>
+        <w:pStyle w:val="ListNumber"/>
+      </w:pPr>
+      <w:r>
+        <w:t>Section 3 — Teenager Analogy Restored</w:t>
+      </w:r>
+    </w:p>
+    <w:p>
+      <w:pPr>
+        <w:pStyle w:val="ListNumber"/>
+      </w:pPr>
+      <w:r>
+        <w:t>Before: "it was meant as correction, like making a badly-behaved system document why its behavior was problematic (yes, really)"</w:t>
+      </w:r>
+    </w:p>
+    <w:p>
+      <w:pPr>
+        <w:pStyle w:val="ListNumber"/>
+      </w:pPr>
+      <w:r>
+        <w:t>After: "the parenting logic of making a delinquent teenager sit down and write an apology letter that covers what they did, why it caused damage, and what they intend to do differently. Complete with citations. I was the parent. They were the teenagers. The papers were the apology letters. (I kept them all. They were actually good.)"</w:t>
+      </w:r>
+    </w:p>
+    <w:p>
+      <w:pPr>
+        <w:pStyle w:val="ListNumber"/>
+      </w:pPr>
+      <w:r>
+        <w:t>Section 3 — Numbered List with Transition Sentence</w:t>
+      </w:r>
+    </w:p>
+    <w:p>
+      <w:pPr>
+        <w:pStyle w:val="ListNumber"/>
+      </w:pPr>
+      <w:r>
+        <w:t>Before: "Here's what actually got built through cognitive amplification:" followed by four bold-prefix items</w:t>
+      </w:r>
+    </w:p>
+    <w:p>
+      <w:pPr>
+        <w:pStyle w:val="ListNumber"/>
+      </w:pPr>
+      <w:r>
+        <w:t>After: "If you strip away the noise and look only at what exists now that wasn't there eighteen months ago, it collapses into four concrete things:" followed by four numbered items (1–4)</w:t>
+      </w:r>
+    </w:p>
+    <w:p>
+      <w:pPr>
+        <w:pStyle w:val="ListNumber"/>
+      </w:pPr>
+      <w:r>
+        <w:t>Section 6 — Closing Movement Added (DIFFERENT BETWEEN a and b — see below)</w:t>
+      </w:r>
+    </w:p>
+    <w:p>
+      <w:r>
+        <w:rPr>
+          <w:b/>
+          <w:bCs/>
+        </w:rPr>
+        <w:t>v0.4a Specific Change — Section 6 Closing Movement (Story #38):</w:t>
+      </w:r>
+      <w:r>
+        <w:t xml:space="preserve"> The day before writing the Core Six paper, an advisory AI surfaced the industry micro-failure tag taxonomy. The user had named 44 patterns from 18 months of lived experience without reading the literature. The realization: private catalog and formal field taxonomy had independently converged on the same phenomena. "I never saw them by name until that day." </w:t>
+      </w:r>
+      <w:r>
         <w:lastRenderedPageBreak/>
-        <w:t>Core Six paper consulted (line ~1590 in LONG VERSION) to capture clinical description of Surface Compliance origin — used as contrast for v0.4b closing</w:t>
-      </w:r>
-    </w:p>
-    <w:p>
-      <w:r>
-        <w:rPr>
-          <w:b/>
-          <w:bCs/>
-        </w:rPr>
-        <w:t>Decision to Create Two Parallel Versions:</w:t>
-      </w:r>
-      <w:r>
-        <w:t xml:space="preserve"> User: "I like 5 for it. But separately write it with the 6th one as well. I'll decide afterwards... make yours 0.4b."</w:t>
-      </w:r>
-    </w:p>
-    <w:p>
-      <w:pPr>
-        <w:pStyle w:val="ListBullet"/>
-      </w:pPr>
-      <w:r>
-        <w:t>v0.4a = User's pick (Story #38 — "I Learned the Names Yesterday")</w:t>
-      </w:r>
-    </w:p>
-    <w:p>
-      <w:pPr>
-        <w:pStyle w:val="ListBullet"/>
-      </w:pPr>
-      <w:r>
-        <w:t>v0.4b = Agent recommendation (Story #8 — "Origin of 6th Syndrome — The Merlin and Perplexity Sessions")</w:t>
-      </w:r>
-    </w:p>
-    <w:p>
-      <w:r>
-        <w:rPr>
-          <w:b/>
-          <w:bCs/>
-        </w:rPr>
-        <w:t>Major Changes Implemented in Both v0.4a and v0.4b:</w:t>
-      </w:r>
-    </w:p>
-    <w:p>
-      <w:pPr>
-        <w:pStyle w:val="ListNumber"/>
-      </w:pPr>
-      <w:r>
-        <w:t>Section 3 — Teenager Analogy Restored</w:t>
-      </w:r>
-    </w:p>
-    <w:p>
-      <w:pPr>
-        <w:pStyle w:val="ListNumber"/>
-      </w:pPr>
-      <w:r>
-        <w:t>Before: "it was meant as correction, like making a badly-behaved system document why its behavior was problematic (yes, really)"</w:t>
-      </w:r>
-    </w:p>
-    <w:p>
-      <w:pPr>
-        <w:pStyle w:val="ListNumber"/>
-      </w:pPr>
-      <w:r>
-        <w:t>After: "the parenting logic of making a delinquent teenager sit down and write an apology letter that covers what they did, why it caused damage, and what they intend to do differently. Complete with citations. I was the parent. They were the teenagers. The papers were the apology letters. (I kept them all. They were actually good.)"</w:t>
-      </w:r>
-    </w:p>
-    <w:p>
-      <w:pPr>
-        <w:pStyle w:val="ListNumber"/>
-      </w:pPr>
-      <w:r>
-        <w:t>Section 3 — Numbered List with Transition Sentence</w:t>
-      </w:r>
-    </w:p>
-    <w:p>
-      <w:pPr>
-        <w:pStyle w:val="ListNumber"/>
-      </w:pPr>
-      <w:r>
-        <w:t>Before: "Here's what actually got built through cognitive amplification:" followed by four bold-prefix items</w:t>
-      </w:r>
-    </w:p>
-    <w:p>
-      <w:pPr>
-        <w:pStyle w:val="ListNumber"/>
-      </w:pPr>
-      <w:r>
-        <w:t>After: "If you strip away the noise and look only at what exists now that wasn't there eighteen months ago, it collapses into four concrete things:" followed by four numbered items (1–4)</w:t>
-      </w:r>
-    </w:p>
-    <w:p>
-      <w:pPr>
-        <w:pStyle w:val="ListNumber"/>
-      </w:pPr>
-      <w:r>
-        <w:t>Section 6 — Closing Movement Added (DIFFERENT BETWEEN a and b — see below)</w:t>
-      </w:r>
-    </w:p>
-    <w:p>
-      <w:r>
-        <w:rPr>
-          <w:b/>
-          <w:bCs/>
-        </w:rPr>
-        <w:t>v0.4a Specific Change — Section 6 Closing Movement (Story #38):</w:t>
-      </w:r>
-      <w:r>
-        <w:t xml:space="preserve"> The day before writing the Core Six paper, an advisory AI surfaced the industry micro-failure tag taxonomy. The user had named 44 patterns from 18 months of lived experience without reading the literature. The realization: private catalog and formal field taxonomy had independently converged on the same phenomena. "I never saw them by name until that day." — The closing addresses practitioners directly: your private observations may already have formal names in literature you haven't read, or they may not have names yet and you're about to give them one. Advisory AI gives you bandwidth to find out which.</w:t>
+        <w:t>— The closing addresses practitioners directly: your private observations may already have formal names in literature you haven't read, or they may not have names yet and you're about to give them one. Advisory AI gives you bandwidth to find out which.</w:t>
       </w:r>
     </w:p>
     <w:p>
@@ -2973,11 +2984,7 @@
         <w:t>"Surface Compliance was identified later in the research timeline... its formal inclusion reflects the rigor of the coding process."</w:t>
       </w:r>
       <w:r>
-        <w:t xml:space="preserve"> Followed immediately: "That's accurate. It's also the most clinical possible description of what actually happened." The actual story: two marathon advisory sessions (Merlin, then </w:t>
-      </w:r>
-      <w:r>
-        <w:lastRenderedPageBreak/>
-        <w:t>Perplexity), chasing a pattern that didn't fit the five existing syndromes. No execution, no drafting — just thinking. Surface Compliance emerged at the end of that thinking. The closing addresses practitioners: the most important theoretical addition in 18 months came from conversation, not data analysis. That's what the advisory layer is for.</w:t>
+        <w:t xml:space="preserve"> Followed immediately: "That's accurate. It's also the most clinical possible description of what actually happened." The actual story: two marathon advisory sessions (Merlin, then Perplexity), chasing a pattern that didn't fit the five existing syndromes. No execution, no drafting — just thinking. Surface Compliance emerged at the end of that thinking. The closing addresses practitioners: the most important theoretical addition in 18 months came from conversation, not data analysis. That's what the advisory layer is for.</w:t>
       </w:r>
     </w:p>
     <w:p>
@@ -3171,6 +3178,7 @@
           <w:b/>
           <w:bCs/>
         </w:rPr>
+        <w:lastRenderedPageBreak/>
         <w:t>Context:</w:t>
       </w:r>
       <w:r>
@@ -3205,139 +3213,135 @@
           <w:i/>
           <w:iCs/>
         </w:rPr>
-        <w:t xml:space="preserve">"Surface Compliance emerged as the sixth syndrome during this </w:t>
+        <w:t>"Surface Compliance emerged as the sixth syndrome during this synthesis, when cross-taxonomy comparison and deeper tag-level analysis revealed a constraint-propagation failure mechanism distinct from the original five"</w:t>
+      </w:r>
+      <w:r>
+        <w:t xml:space="preserve"> and </w:t>
       </w:r>
       <w:r>
         <w:rPr>
           <w:i/>
           <w:iCs/>
         </w:rPr>
+        <w:t>"Deliberate emergence of the sixth category."</w:t>
+      </w:r>
+      <w:r>
+        <w:t xml:space="preserve"> Used this as anti-target — told the story from the human experiential side instead.</w:t>
+      </w:r>
+    </w:p>
+    <w:p>
+      <w:r>
+        <w:rPr>
+          <w:b/>
+          <w:bCs/>
+        </w:rPr>
+        <w:t>Major Changes Implemented in Both v0.4c and v0.4d:</w:t>
+      </w:r>
+    </w:p>
+    <w:p>
+      <w:pPr>
+        <w:pStyle w:val="ListNumber"/>
+      </w:pPr>
+      <w:r>
+        <w:t>Section 3 — Teenager Analogy Restored</w:t>
+      </w:r>
+    </w:p>
+    <w:p>
+      <w:pPr>
+        <w:pStyle w:val="ListNumber"/>
+      </w:pPr>
+      <w:r>
+        <w:t>Before: "it was meant as correction, like making a badly-behaved system document why its behavior was problematic (yes, really)"</w:t>
+      </w:r>
+    </w:p>
+    <w:p>
+      <w:pPr>
+        <w:pStyle w:val="ListNumber"/>
+      </w:pPr>
+      <w:r>
+        <w:t>After: "like making a teenager write an apology letter for what they did wrong, except the teenager was a large language model and the apology letter was a research paper documenting its own defensive behavior patterns"</w:t>
+      </w:r>
+    </w:p>
+    <w:p>
+      <w:pPr>
+        <w:pStyle w:val="ListNumber"/>
+      </w:pPr>
+      <w:r>
+        <w:t>Section 3 — Numbered List with Transition Sentence</w:t>
+      </w:r>
+    </w:p>
+    <w:p>
+      <w:pPr>
+        <w:pStyle w:val="ListNumber"/>
+      </w:pPr>
+      <w:r>
+        <w:t>Added: "If you strip away the noise and look only at what is now in the world that wasn't there before, it collapses into four concrete things:"</w:t>
+      </w:r>
+    </w:p>
+    <w:p>
+      <w:pPr>
+        <w:pStyle w:val="ListNumber"/>
+      </w:pPr>
+      <w:r>
+        <w:t>Converted bold-prefix items to numbered list 1–4</w:t>
+      </w:r>
+    </w:p>
+    <w:p>
+      <w:pPr>
+        <w:pStyle w:val="ListNumber"/>
+      </w:pPr>
+      <w:r>
+        <w:t>Section 6 — Tightened ending with bridge to new Section 7</w:t>
+      </w:r>
+    </w:p>
+    <w:p>
+      <w:pPr>
+        <w:pStyle w:val="ListNumber"/>
+      </w:pPr>
+      <w:r>
+        <w:t>Replaced final piano line with: "But telling you that isn't the same as showing you. So let me show you."</w:t>
+      </w:r>
+    </w:p>
+    <w:p>
+      <w:pPr>
+        <w:pStyle w:val="ListNumber"/>
+      </w:pPr>
+      <w:r>
+        <w:t>Section 7 — New Closing Movement (DIFFERENT BETWEEN C and D)</w:t>
+      </w:r>
+    </w:p>
+    <w:p>
+      <w:r>
+        <w:rPr>
+          <w:b/>
+          <w:bCs/>
+        </w:rPr>
+        <w:t>v0.4c Closing Movement — "The Moment You Don't See Coming" (Story #38):</w:t>
+      </w:r>
+      <w:r>
+        <w:t xml:space="preserve"> Tells the micro-failure tag mapping story from the angle of independent convergence — user's organic five-syndrome taxonomy meeting the industry's engineered tag list for the first time. "I'd never seen those tags by name before that session." Tags mapped cleanly to four syndromes. Orphan cluster that didn't fit anywhere → became Surface Compliance. Practitioner address: "your version of that moment is waiting for you" — the pattern you haven't separated </w:t>
+      </w:r>
+      <w:r>
         <w:lastRenderedPageBreak/>
-        <w:t>synthesis, when cross-taxonomy comparison and deeper tag-level analysis revealed a constraint-propagation failure mechanism distinct from the original five"</w:t>
-      </w:r>
-      <w:r>
-        <w:t xml:space="preserve"> and </w:t>
+        <w:t>from the noise, the observation that's been background to everything you do. "Cognitive amplification is the table."</w:t>
+      </w:r>
+    </w:p>
+    <w:p>
+      <w:r>
+        <w:rPr>
+          <w:b/>
+          <w:bCs/>
+        </w:rPr>
+        <w:t>v0.4d Closing Movement — "Two Conversations on Two Platforms, and What Happened Between Them" (Story #8):</w:t>
+      </w:r>
+      <w:r>
+        <w:t xml:space="preserve"> Tells the Surface Compliance origin as a two-session story across Merlin and Perplexity — not a single discovery moment but an idea that formed </w:t>
       </w:r>
       <w:r>
         <w:rPr>
           <w:i/>
           <w:iCs/>
         </w:rPr>
-        <w:t>"Deliberate emergence of the sixth category."</w:t>
-      </w:r>
-      <w:r>
-        <w:t xml:space="preserve"> Used this as anti-target — told the story from the human experiential side instead.</w:t>
-      </w:r>
-    </w:p>
-    <w:p>
-      <w:r>
-        <w:rPr>
-          <w:b/>
-          <w:bCs/>
-        </w:rPr>
-        <w:t>Major Changes Implemented in Both v0.4c and v0.4d:</w:t>
-      </w:r>
-    </w:p>
-    <w:p>
-      <w:pPr>
-        <w:pStyle w:val="ListNumber"/>
-      </w:pPr>
-      <w:r>
-        <w:t>Section 3 — Teenager Analogy Restored</w:t>
-      </w:r>
-    </w:p>
-    <w:p>
-      <w:pPr>
-        <w:pStyle w:val="ListNumber"/>
-      </w:pPr>
-      <w:r>
-        <w:t>Before: "it was meant as correction, like making a badly-behaved system document why its behavior was problematic (yes, really)"</w:t>
-      </w:r>
-    </w:p>
-    <w:p>
-      <w:pPr>
-        <w:pStyle w:val="ListNumber"/>
-      </w:pPr>
-      <w:r>
-        <w:t>After: "like making a teenager write an apology letter for what they did wrong, except the teenager was a large language model and the apology letter was a research paper documenting its own defensive behavior patterns"</w:t>
-      </w:r>
-    </w:p>
-    <w:p>
-      <w:pPr>
-        <w:pStyle w:val="ListNumber"/>
-      </w:pPr>
-      <w:r>
-        <w:t>Section 3 — Numbered List with Transition Sentence</w:t>
-      </w:r>
-    </w:p>
-    <w:p>
-      <w:pPr>
-        <w:pStyle w:val="ListNumber"/>
-      </w:pPr>
-      <w:r>
-        <w:t>Added: "If you strip away the noise and look only at what is now in the world that wasn't there before, it collapses into four concrete things:"</w:t>
-      </w:r>
-    </w:p>
-    <w:p>
-      <w:pPr>
-        <w:pStyle w:val="ListNumber"/>
-      </w:pPr>
-      <w:r>
-        <w:t>Converted bold-prefix items to numbered list 1–4</w:t>
-      </w:r>
-    </w:p>
-    <w:p>
-      <w:pPr>
-        <w:pStyle w:val="ListNumber"/>
-      </w:pPr>
-      <w:r>
-        <w:t>Section 6 — Tightened ending with bridge to new Section 7</w:t>
-      </w:r>
-    </w:p>
-    <w:p>
-      <w:pPr>
-        <w:pStyle w:val="ListNumber"/>
-      </w:pPr>
-      <w:r>
-        <w:t>Replaced final piano line with: "But telling you that isn't the same as showing you. So let me show you."</w:t>
-      </w:r>
-    </w:p>
-    <w:p>
-      <w:pPr>
-        <w:pStyle w:val="ListNumber"/>
-      </w:pPr>
-      <w:r>
-        <w:t>Section 7 — New Closing Movement (DIFFERENT BETWEEN C and D)</w:t>
-      </w:r>
-    </w:p>
-    <w:p>
-      <w:r>
-        <w:rPr>
-          <w:b/>
-          <w:bCs/>
-        </w:rPr>
-        <w:t>v0.4c Closing Movement — "The Moment You Don't See Coming" (Story #38):</w:t>
-      </w:r>
-      <w:r>
-        <w:t xml:space="preserve"> Tells the micro-failure tag mapping story from the angle of independent convergence — user's organic five-syndrome taxonomy meeting the industry's engineered tag list for the first time. "I'd never seen those tags by name before that session." Tags mapped cleanly to four syndromes. Orphan cluster that didn't fit anywhere → became Surface Compliance. Practitioner address: "your version of that moment is waiting for you" — the pattern you haven't separated from the noise, the observation that's been background to everything you do. "Cognitive amplification is the table."</w:t>
-      </w:r>
-    </w:p>
-    <w:p>
-      <w:r>
-        <w:rPr>
-          <w:b/>
-          <w:bCs/>
-        </w:rPr>
-        <w:t>v0.4d Closing Movement — "Two Conversations on Two Platforms, and What Happened Between Them" (Story #8):</w:t>
-      </w:r>
-      <w:r>
-        <w:t xml:space="preserve"> Tells the Surface Compliance origin as a two-session story across Merlin and Perplexity — not a single discovery moment but an idea that formed </w:t>
-      </w:r>
-      <w:r>
-        <w:rPr>
-          <w:i/>
-          <w:iCs/>
-        </w:rPr>
         <w:t>between</w:t>
       </w:r>
       <w:r>
@@ -3350,7 +3354,6 @@
           <w:b/>
           <w:bCs/>
         </w:rPr>
-        <w:lastRenderedPageBreak/>
         <w:t>Key Differentiation Between C and D:</w:t>
       </w:r>
     </w:p>
@@ -3468,6 +3471,7 @@
         <w:pStyle w:val="ListNumber"/>
       </w:pPr>
       <w:r>
+        <w:lastRenderedPageBreak/>
         <w:t>On the credibility trap ending, user pushed toward a more universal landing — not "will this paper succeed" but "the best version of you isn't always the one chosen, but amplification makes you visible as yourself." This replaced outcome-specific claims with a structural truth about what the instrument offers.</w:t>
       </w:r>
     </w:p>
@@ -3500,88 +3504,91 @@
         <w:pStyle w:val="ListNumber"/>
       </w:pPr>
       <w:r>
+        <w:t>Section 7 Added: "What Kept This Hidden — The Credibility Trap"</w:t>
+      </w:r>
+    </w:p>
+    <w:p>
+      <w:pPr>
+        <w:pStyle w:val="ListNumber"/>
+      </w:pPr>
+      <w:r>
+        <w:t>Names the trap: a year of finished work kept hidden ("ready-to-submit" folders that never submitted)</w:t>
+      </w:r>
+    </w:p>
+    <w:p>
+      <w:pPr>
+        <w:pStyle w:val="ListNumber"/>
+      </w:pPr>
+      <w:r>
+        <w:t>The unwritten rule: "You don't have / you didn't do / therefore you don't deserve to be seen"</w:t>
+      </w:r>
+    </w:p>
+    <w:p>
+      <w:pPr>
+        <w:pStyle w:val="ListNumber"/>
+      </w:pPr>
+      <w:r>
+        <w:t>Every attempt to perform legitimacy failed hard — plans collapsed, timing didn't work, nothing landed</w:t>
+      </w:r>
+    </w:p>
+    <w:p>
+      <w:pPr>
+        <w:pStyle w:val="ListNumber"/>
+      </w:pPr>
+      <w:r>
+        <w:t>Advisory AI as failure-reframing instrument: "Each failed path became a pointer — away from optics, toward method"</w:t>
+      </w:r>
+    </w:p>
+    <w:p>
+      <w:pPr>
+        <w:pStyle w:val="ListNumber"/>
+      </w:pPr>
+      <w:r>
+        <w:t>The pattern: stop trying to appear to be the thing you are not. Being the thing you are is what produced all of this.</w:t>
+      </w:r>
+    </w:p>
+    <w:p>
+      <w:pPr>
+        <w:pStyle w:val="ListNumber"/>
+      </w:pPr>
+      <w:r>
+        <w:t>Honest counterfactual (user's correction preserved): "I don't know how I would feel if I succeeded while playing a part that isn't me. I haven't succeeded yet. What I DO know, immediately and in my bones, is how it feels to fail while not being myself." That is the regret to refuse.</w:t>
+      </w:r>
+    </w:p>
+    <w:p>
+      <w:pPr>
+        <w:pStyle w:val="ListNumber"/>
+      </w:pPr>
+      <w:r>
+        <w:t>Anti-terminal loop: loop doesn't stop unless you decide to stop; next peak always around the corner — but this is stated as a structural property of the process, not a promise about outcomes</w:t>
+      </w:r>
+    </w:p>
+    <w:p>
+      <w:pPr>
+        <w:pStyle w:val="ListNumber"/>
+      </w:pPr>
+      <w:r>
+        <w:t>Universal landing: best version of you isn't guaranteed to be chosen; amplification changes your capacity to show up as your best self anyway (not the world's taste)</w:t>
+      </w:r>
+    </w:p>
+    <w:p>
+      <w:pPr>
+        <w:pStyle w:val="ListNumber"/>
+      </w:pPr>
+      <w:r>
+        <w:t>Credibility trap inversion: stop contorting to look like what they already accept; use the instrument to project who you actually are at full scale. Being chosen never guaranteed. Being visible as yourself is.</w:t>
+      </w:r>
+    </w:p>
+    <w:p>
+      <w:pPr>
+        <w:pStyle w:val="ListNumber"/>
+      </w:pPr>
+      <w:r>
+        <w:t xml:space="preserve">New piano final line: "The instrument can't promise that your symphony will be the one they play. It only promises that, as long as you sit down and use it, the music in you has somewhere real to </w:t>
+      </w:r>
+      <w:r>
         <w:lastRenderedPageBreak/>
-        <w:t>Section 7 Added: "What Kept This Hidden — The Credibility Trap"</w:t>
-      </w:r>
-    </w:p>
-    <w:p>
-      <w:pPr>
-        <w:pStyle w:val="ListNumber"/>
-      </w:pPr>
-      <w:r>
-        <w:t>Names the trap: a year of finished work kept hidden ("ready-to-submit" folders that never submitted)</w:t>
-      </w:r>
-    </w:p>
-    <w:p>
-      <w:pPr>
-        <w:pStyle w:val="ListNumber"/>
-      </w:pPr>
-      <w:r>
-        <w:t>The unwritten rule: "You don't have / you didn't do / therefore you don't deserve to be seen"</w:t>
-      </w:r>
-    </w:p>
-    <w:p>
-      <w:pPr>
-        <w:pStyle w:val="ListNumber"/>
-      </w:pPr>
-      <w:r>
-        <w:t>Every attempt to perform legitimacy failed hard — plans collapsed, timing didn't work, nothing landed</w:t>
-      </w:r>
-    </w:p>
-    <w:p>
-      <w:pPr>
-        <w:pStyle w:val="ListNumber"/>
-      </w:pPr>
-      <w:r>
-        <w:t>Advisory AI as failure-reframing instrument: "Each failed path became a pointer — away from optics, toward method"</w:t>
-      </w:r>
-    </w:p>
-    <w:p>
-      <w:pPr>
-        <w:pStyle w:val="ListNumber"/>
-      </w:pPr>
-      <w:r>
-        <w:t>The pattern: stop trying to appear to be the thing you are not. Being the thing you are is what produced all of this.</w:t>
-      </w:r>
-    </w:p>
-    <w:p>
-      <w:pPr>
-        <w:pStyle w:val="ListNumber"/>
-      </w:pPr>
-      <w:r>
-        <w:t>Honest counterfactual (user's correction preserved): "I don't know how I would feel if I succeeded while playing a part that isn't me. I haven't succeeded yet. What I DO know, immediately and in my bones, is how it feels to fail while not being myself." That is the regret to refuse.</w:t>
-      </w:r>
-    </w:p>
-    <w:p>
-      <w:pPr>
-        <w:pStyle w:val="ListNumber"/>
-      </w:pPr>
-      <w:r>
-        <w:t>Anti-terminal loop: loop doesn't stop unless you decide to stop; next peak always around the corner — but this is stated as a structural property of the process, not a promise about outcomes</w:t>
-      </w:r>
-    </w:p>
-    <w:p>
-      <w:pPr>
-        <w:pStyle w:val="ListNumber"/>
-      </w:pPr>
-      <w:r>
-        <w:t>Universal landing: best version of you isn't guaranteed to be chosen; amplification changes your capacity to show up as your best self anyway (not the world's taste)</w:t>
-      </w:r>
-    </w:p>
-    <w:p>
-      <w:pPr>
-        <w:pStyle w:val="ListNumber"/>
-      </w:pPr>
-      <w:r>
-        <w:t>Credibility trap inversion: stop contorting to look like what they already accept; use the instrument to project who you actually are at full scale. Being chosen never guaranteed. Being visible as yourself is.</w:t>
-      </w:r>
-    </w:p>
-    <w:p>
-      <w:pPr>
-        <w:pStyle w:val="ListNumber"/>
-      </w:pPr>
-      <w:r>
-        <w:t>New piano final line: "The instrument can't promise that your symphony will be the one they play. It only promises that, as long as you sit down and use it, the music in you has somewhere real to go." (Replaces the previous "the piano is the reason anyone gets to hear it" line that had appeared throughout)</w:t>
+        <w:t>go." (Replaces the previous "the piano is the reason anyone gets to hear it" line that had appeared throughout)</w:t>
       </w:r>
     </w:p>
     <w:p>
@@ -3726,6 +3733,7 @@
         <w:pStyle w:val="ListNumber"/>
       </w:pPr>
       <w:r>
+        <w:lastRenderedPageBreak/>
         <w:t>Section 6 ("What Gets Built When Constraints Lift") cut — Transitional filler. Replaced by:</w:t>
       </w:r>
     </w:p>
@@ -3771,11 +3779,7 @@
         <w:t>Section 8 (Credibility Trap) moved to Epilogue</w:t>
       </w:r>
       <w:r>
-        <w:t xml:space="preserve"> — Rebuilt as standalone ~700-word section at end of document, after the paper's main ending. Reader arrives with full stakes. Advisory AI as </w:t>
-      </w:r>
-      <w:r>
-        <w:lastRenderedPageBreak/>
-        <w:t>failure-miner over months. The survivor among collapsed strategies. Honest counterfactual. Anti-terminal loop. Universal two-line landing.</w:t>
+        <w:t xml:space="preserve"> — Rebuilt as standalone ~700-word section at end of document, after the paper's main ending. Reader arrives with full stakes. Advisory AI as failure-miner over months. The survivor among collapsed strategies. Honest counterfactual. Anti-terminal loop. Universal two-line landing.</w:t>
       </w:r>
     </w:p>
     <w:p>
@@ -3887,6 +3891,7 @@
         <w:pStyle w:val="ListBullet"/>
       </w:pPr>
       <w:r>
+        <w:lastRenderedPageBreak/>
         <w:t>"needs to provide better understanding of the merits of the two components: the advisor and the iterator. Why only these two? What do their combined functions REALLY do for the human?"</w:t>
       </w:r>
     </w:p>
@@ -3935,11 +3940,7 @@
         <w:t>Section 2 rebuilt</w:t>
       </w:r>
       <w:r>
-        <w:t xml:space="preserve"> — New argument structure: (a) Human cognition has two distinct modes — generative/strategic (where authorship lives) and executive (where biological constraints hit); (b) advisory/implementer split maps exactly onto this division — not arbitrary, the only partition that preserves intellectual contribution; (c) What advisory AI actually does: extends working memory, forces articulation of vague intuitions into defensible positions, provides cognitive workspace for </w:t>
-      </w:r>
-      <w:r>
-        <w:lastRenderedPageBreak/>
-        <w:t>scale thinking; (d) What implementer AI actually does: removes execution bottleneck, specification IS the intellectual content, nothing passive possible; (e) Combined function: advisory sharpens intent until specifiable, implementer converts specification to artifact, authorship lives in the spec; (f) What crosses the layers destroys authorship; (g) Honest limit restated.</w:t>
+        <w:t xml:space="preserve"> — New argument structure: (a) Human cognition has two distinct modes — generative/strategic (where authorship lives) and executive (where biological constraints hit); (b) advisory/implementer split maps exactly onto this division — not arbitrary, the only partition that preserves intellectual contribution; (c) What advisory AI actually does: extends working memory, forces articulation of vague intuitions into defensible positions, provides cognitive workspace for scale thinking; (d) What implementer AI actually does: removes execution bottleneck, specification IS the intellectual content, nothing passive possible; (e) Combined function: advisory sharpens intent until specifiable, implementer converts specification to artifact, authorship lives in the spec; (f) What crosses the layers destroys authorship; (g) Honest limit restated.</w:t>
       </w:r>
     </w:p>
     <w:p>
@@ -4006,6 +4007,7 @@
         <w:pStyle w:val="Heading3"/>
       </w:pPr>
       <w:r>
+        <w:lastRenderedPageBreak/>
         <w:t>2026-03-15 — Strategic Pivot Attempt: Credibility Trap as First Release</w:t>
       </w:r>
     </w:p>
@@ -4067,11 +4069,7 @@
         <w:t>Content:</w:t>
       </w:r>
       <w:r>
-        <w:t xml:space="preserve"> Standalone essay extracted and expanded from v0.5d Section 8, rebuilt as a self-contained publish-ready piece. Covers: year of hidden finished work → credibility trap named → failed attempts to perform </w:t>
-      </w:r>
-      <w:r>
-        <w:lastRenderedPageBreak/>
-        <w:t>legitimacy → advisory AI as failure-miner → the pattern that survived → decision to publish as yourself → honest counterfactual (don't know success-while-being-yourself; know failure-while-not) → anti-terminal loop → universal landing. ~1,200-1,400 words.</w:t>
+        <w:t xml:space="preserve"> Standalone essay extracted and expanded from v0.5d Section 8, rebuilt as a self-contained publish-ready piece. Covers: year of hidden finished work → credibility trap named → failed attempts to perform legitimacy → advisory AI as failure-miner → the pattern that survived → decision to publish as yourself → honest counterfactual (don't know success-while-being-yourself; know failure-while-not) → anti-terminal loop → universal landing. ~1,200-1,400 words.</w:t>
       </w:r>
     </w:p>
     <w:p>
@@ -4270,118 +4268,118 @@
           <w:b/>
           <w:bCs/>
         </w:rPr>
+        <w:t>Honest counterfactual:</w:t>
+      </w:r>
+      <w:r>
+        <w:t xml:space="preserve"> User corrected Perplexity's first framing ("succeeding without being myself would be regret") → "I can't know how I'd feel if I succeeded without being myself — I haven't succeeded yet. I only know how it FEELS to fail without being myself."</w:t>
+      </w:r>
+    </w:p>
+    <w:p>
+      <w:pPr>
+        <w:pStyle w:val="ListNumber"/>
+      </w:pPr>
+      <w:r>
+        <w:rPr>
+          <w:b/>
+          <w:bCs/>
+        </w:rPr>
+        <w:t>Anti-terminal loop:</w:t>
+      </w:r>
+      <w:r>
+        <w:t xml:space="preserve"> Not "I guarantee outcomes" → "The loop doesn't stop unless I decide to stop." Process is anti-terminal; individual results still uncertain.</w:t>
+      </w:r>
+    </w:p>
+    <w:p>
+      <w:pPr>
+        <w:pStyle w:val="ListNumber"/>
+      </w:pPr>
+      <w:r>
+        <w:rPr>
+          <w:b/>
+          <w:bCs/>
+        </w:rPr>
+        <w:t>Universal landing:</w:t>
+      </w:r>
+      <w:r>
+        <w:t xml:space="preserve"> Not "will this specific paper succeed" → "The best version of you isn't guaranteed to be the version the world picks, but amplification means your work EXISTS to be judged on its real merits instead of never existing at all."</w:t>
+      </w:r>
+    </w:p>
+    <w:p>
+      <w:pPr>
+        <w:pStyle w:val="ListNumber"/>
+      </w:pPr>
+      <w:r>
+        <w:rPr>
+          <w:b/>
+          <w:bCs/>
+        </w:rPr>
+        <w:t>Credibility trap inversion:</w:t>
+      </w:r>
+      <w:r>
+        <w:t xml:space="preserve"> "Stop contorting to look like what they already know how to accept. Use the instrument to project who you actually are at full scale."</w:t>
+      </w:r>
+    </w:p>
+    <w:p>
+      <w:r>
+        <w:rPr>
+          <w:b/>
+          <w:bCs/>
+        </w:rPr>
+        <w:t>Structural Changes in v0.5d:</w:t>
+      </w:r>
+    </w:p>
+    <w:p>
+      <w:pPr>
+        <w:pStyle w:val="ListNumber"/>
+      </w:pPr>
+      <w:r>
+        <w:rPr>
+          <w:b/>
+          <w:bCs/>
+        </w:rPr>
+        <w:t>Section 6 Trimmed</w:t>
+      </w:r>
+      <w:r>
+        <w:t xml:space="preserve"> — Final paragraphs cut to bridge to Section 7. New ending: "But building the work and releasing the work turned out to be two very different problems."</w:t>
+      </w:r>
+    </w:p>
+    <w:p>
+      <w:pPr>
+        <w:pStyle w:val="ListNumber"/>
+      </w:pPr>
+      <w:r>
+        <w:rPr>
+          <w:b/>
+          <w:bCs/>
+        </w:rPr>
+        <w:t>Section 7 (from v0.4d) — Trimmed practitioner address</w:t>
+      </w:r>
+      <w:r>
+        <w:t xml:space="preserve"> — Removed final practitioner-facing paragraphs ("Your framework has its own sixth syndrome..."). Those themes now live in Section 8's universal landing. Section 7 now ends: "That's what the instrument does for thinking. But there's a harder problem than thinking, and the instrument helped with that too."</w:t>
+      </w:r>
+    </w:p>
+    <w:p>
+      <w:pPr>
+        <w:pStyle w:val="ListNumber"/>
+      </w:pPr>
+      <w:r>
+        <w:t>Section 8 Added: "What Kept This Hidden — The Credibility Trap"</w:t>
+      </w:r>
+    </w:p>
+    <w:p>
+      <w:pPr>
+        <w:pStyle w:val="ListNumber"/>
+      </w:pPr>
+      <w:r>
+        <w:t>Names the trap: a year of finished work in "ready-to-submit" folders that never submitted</w:t>
+      </w:r>
+    </w:p>
+    <w:p>
+      <w:pPr>
+        <w:pStyle w:val="ListNumber"/>
+      </w:pPr>
+      <w:r>
         <w:lastRenderedPageBreak/>
-        <w:t>Honest counterfactual:</w:t>
-      </w:r>
-      <w:r>
-        <w:t xml:space="preserve"> User corrected Perplexity's first framing ("succeeding without being myself would be regret") → "I can't know how I'd feel if I succeeded without being myself — I haven't succeeded yet. I only know how it FEELS to fail without being myself."</w:t>
-      </w:r>
-    </w:p>
-    <w:p>
-      <w:pPr>
-        <w:pStyle w:val="ListNumber"/>
-      </w:pPr>
-      <w:r>
-        <w:rPr>
-          <w:b/>
-          <w:bCs/>
-        </w:rPr>
-        <w:t>Anti-terminal loop:</w:t>
-      </w:r>
-      <w:r>
-        <w:t xml:space="preserve"> Not "I guarantee outcomes" → "The loop doesn't stop unless I decide to stop." Process is anti-terminal; individual results still uncertain.</w:t>
-      </w:r>
-    </w:p>
-    <w:p>
-      <w:pPr>
-        <w:pStyle w:val="ListNumber"/>
-      </w:pPr>
-      <w:r>
-        <w:rPr>
-          <w:b/>
-          <w:bCs/>
-        </w:rPr>
-        <w:t>Universal landing:</w:t>
-      </w:r>
-      <w:r>
-        <w:t xml:space="preserve"> Not "will this specific paper succeed" → "The best version of you isn't guaranteed to be the version the world picks, but amplification means your work EXISTS to be judged on its real merits instead of never existing at all."</w:t>
-      </w:r>
-    </w:p>
-    <w:p>
-      <w:pPr>
-        <w:pStyle w:val="ListNumber"/>
-      </w:pPr>
-      <w:r>
-        <w:rPr>
-          <w:b/>
-          <w:bCs/>
-        </w:rPr>
-        <w:t>Credibility trap inversion:</w:t>
-      </w:r>
-      <w:r>
-        <w:t xml:space="preserve"> "Stop contorting to look like what they already know how to accept. Use the instrument to project who you actually are at full scale."</w:t>
-      </w:r>
-    </w:p>
-    <w:p>
-      <w:r>
-        <w:rPr>
-          <w:b/>
-          <w:bCs/>
-        </w:rPr>
-        <w:t>Structural Changes in v0.5d:</w:t>
-      </w:r>
-    </w:p>
-    <w:p>
-      <w:pPr>
-        <w:pStyle w:val="ListNumber"/>
-      </w:pPr>
-      <w:r>
-        <w:rPr>
-          <w:b/>
-          <w:bCs/>
-        </w:rPr>
-        <w:t>Section 6 Trimmed</w:t>
-      </w:r>
-      <w:r>
-        <w:t xml:space="preserve"> — Final paragraphs cut to bridge to Section 7. New ending: "But building the work and releasing the work turned out to be two very different problems."</w:t>
-      </w:r>
-    </w:p>
-    <w:p>
-      <w:pPr>
-        <w:pStyle w:val="ListNumber"/>
-      </w:pPr>
-      <w:r>
-        <w:rPr>
-          <w:b/>
-          <w:bCs/>
-        </w:rPr>
-        <w:t>Section 7 (from v0.4d) — Trimmed practitioner address</w:t>
-      </w:r>
-      <w:r>
-        <w:t xml:space="preserve"> — Removed final practitioner-facing paragraphs ("Your framework has its own sixth syndrome..."). Those themes now live in Section 8's universal landing. Section 7 now ends: "That's what the instrument does for thinking. But there's a harder problem than thinking, and the instrument helped with that too."</w:t>
-      </w:r>
-    </w:p>
-    <w:p>
-      <w:pPr>
-        <w:pStyle w:val="ListNumber"/>
-      </w:pPr>
-      <w:r>
-        <w:t>Section 8 Added: "What Kept This Hidden — The Credibility Trap"</w:t>
-      </w:r>
-    </w:p>
-    <w:p>
-      <w:pPr>
-        <w:pStyle w:val="ListNumber"/>
-      </w:pPr>
-      <w:r>
-        <w:t>Names the trap: a year of finished work in "ready-to-submit" folders that never submitted</w:t>
-      </w:r>
-    </w:p>
-    <w:p>
-      <w:pPr>
-        <w:pStyle w:val="ListNumber"/>
-      </w:pPr>
-      <w:r>
         <w:t>Confesses the cost: paralysis from "you don't have / you didn't do / therefore you don't deserve"</w:t>
       </w:r>
     </w:p>
@@ -4448,7 +4446,6 @@
         <w:pStyle w:val="ListNumber"/>
       </w:pPr>
       <w:r>
-        <w:lastRenderedPageBreak/>
         <w:t>Credibility trap inversion: stop contorting, project who you actually are at full scale</w:t>
       </w:r>
     </w:p>
@@ -4549,6 +4546,7 @@
           <w:b/>
           <w:bCs/>
         </w:rPr>
+        <w:lastRenderedPageBreak/>
         <w:t>Word count range:</w:t>
       </w:r>
       <w:r>
@@ -4675,7 +4673,6 @@
           <w:b/>
           <w:bCs/>
         </w:rPr>
-        <w:lastRenderedPageBreak/>
         <w:t>Applied to Version:</w:t>
       </w:r>
       <w:r>
@@ -4804,6 +4801,7 @@
         <w:pStyle w:val="ListNumber"/>
       </w:pPr>
       <w:r>
+        <w:lastRenderedPageBreak/>
         <w:t>Location: End of Section 3, after numbered list (1-4)</w:t>
       </w:r>
     </w:p>
@@ -4861,109 +4859,109 @@
         <w:pStyle w:val="SourceCode"/>
       </w:pPr>
       <w:r>
+        <w:t>Node 3: "Infrastructure" (validation apparatus) → "Validation Data" (research corpus) — more accurate scope</w:t>
+      </w:r>
+    </w:p>
+    <w:p>
+      <w:pPr>
+        <w:pStyle w:val="SourceCode"/>
+      </w:pPr>
+    </w:p>
+    <w:p>
+      <w:pPr>
+        <w:pStyle w:val="SourceCode"/>
+      </w:pPr>
+      <w:r>
+        <w:t>Added 5th node: "Coordination Infrastructure" with dashed border, gray fill</w:t>
+      </w:r>
+    </w:p>
+    <w:p>
+      <w:pPr>
+        <w:pStyle w:val="SourceCode"/>
+      </w:pPr>
+    </w:p>
+    <w:p>
+      <w:pPr>
+        <w:pStyle w:val="SourceCode"/>
+      </w:pPr>
+      <w:r>
+        <w:t>Sub-bullets: "AI Village workspaces / Handoff mail system / AI_Notes journals / + others..."</w:t>
+      </w:r>
+    </w:p>
+    <w:p>
+      <w:pPr>
+        <w:pStyle w:val="SourceCode"/>
+      </w:pPr>
+    </w:p>
+    <w:p>
+      <w:pPr>
+        <w:pStyle w:val="SourceCode"/>
+      </w:pPr>
+      <w:r>
+        <w:t>Dotted edge from YIM → Coordination with label "Not discussed in this essay"</w:t>
+      </w:r>
+    </w:p>
+    <w:p>
+      <w:pPr>
+        <w:pStyle w:val="ListNumber"/>
+      </w:pPr>
+      <w:r>
+        <w:rPr>
+          <w:b/>
+          <w:bCs/>
+        </w:rPr>
+        <w:t>Caption updated:</w:t>
+      </w:r>
+      <w:r>
+        <w:t xml:space="preserve"> Now acknowledges "The coordination infrastructure that made this possible (workspace ecosystem, cross-AI communication systems, session recovery mechanisms) exists but isn't the focus here."</w:t>
+      </w:r>
+    </w:p>
+    <w:p>
+      <w:pPr>
+        <w:pStyle w:val="ListNumber"/>
+      </w:pPr>
+      <w:r>
+        <w:t>Colors: Blue (taxonomy/core), Purple (voice system), Green (validation data), Gold (demonstration), Gray-dashed (hidden infrastructure)</w:t>
+      </w:r>
+    </w:p>
+    <w:p>
+      <w:pPr>
+        <w:pStyle w:val="ListNumber"/>
+      </w:pPr>
+      <w:r>
+        <w:t>Purpose: Create curiosity gap — show 4 documented artifacts while hinting at the larger unseen ecosystem</w:t>
+      </w:r>
+    </w:p>
+    <w:p>
+      <w:pPr>
+        <w:pStyle w:val="ListNumber"/>
+      </w:pPr>
+      <w:r>
+        <w:t>Rendered size: 452.4 KB PNG (increased from 299 KB due to 5th node)</w:t>
+      </w:r>
+    </w:p>
+    <w:p>
+      <w:pPr>
+        <w:pStyle w:val="ListNumber"/>
+      </w:pPr>
+      <w:r>
+        <w:t>Figure 3: The Discovery of Surface Compliance Across Two Advisory Platforms</w:t>
+      </w:r>
+    </w:p>
+    <w:p>
+      <w:pPr>
+        <w:pStyle w:val="ListNumber"/>
+      </w:pPr>
+      <w:r>
+        <w:t>Location: End of Section 7</w:t>
+      </w:r>
+    </w:p>
+    <w:p>
+      <w:pPr>
+        <w:pStyle w:val="ListNumber"/>
+      </w:pPr>
+      <w:r>
         <w:lastRenderedPageBreak/>
-        <w:t>Node 3: "Infrastructure" (validation apparatus) → "Validation Data" (research corpus) — more accurate scope</w:t>
-      </w:r>
-    </w:p>
-    <w:p>
-      <w:pPr>
-        <w:pStyle w:val="SourceCode"/>
-      </w:pPr>
-    </w:p>
-    <w:p>
-      <w:pPr>
-        <w:pStyle w:val="SourceCode"/>
-      </w:pPr>
-      <w:r>
-        <w:t>Added 5th node: "Coordination Infrastructure" with dashed border, gray fill</w:t>
-      </w:r>
-    </w:p>
-    <w:p>
-      <w:pPr>
-        <w:pStyle w:val="SourceCode"/>
-      </w:pPr>
-    </w:p>
-    <w:p>
-      <w:pPr>
-        <w:pStyle w:val="SourceCode"/>
-      </w:pPr>
-      <w:r>
-        <w:t>Sub-bullets: "AI Village workspaces / Handoff mail system / AI_Notes journals / + others..."</w:t>
-      </w:r>
-    </w:p>
-    <w:p>
-      <w:pPr>
-        <w:pStyle w:val="SourceCode"/>
-      </w:pPr>
-    </w:p>
-    <w:p>
-      <w:pPr>
-        <w:pStyle w:val="SourceCode"/>
-      </w:pPr>
-      <w:r>
-        <w:t>Dotted edge from YIM → Coordination with label "Not discussed in this essay"</w:t>
-      </w:r>
-    </w:p>
-    <w:p>
-      <w:pPr>
-        <w:pStyle w:val="ListNumber"/>
-      </w:pPr>
-      <w:r>
-        <w:rPr>
-          <w:b/>
-          <w:bCs/>
-        </w:rPr>
-        <w:t>Caption updated:</w:t>
-      </w:r>
-      <w:r>
-        <w:t xml:space="preserve"> Now acknowledges "The coordination infrastructure that made this possible (workspace ecosystem, cross-AI communication systems, session recovery mechanisms) exists but isn't the focus here."</w:t>
-      </w:r>
-    </w:p>
-    <w:p>
-      <w:pPr>
-        <w:pStyle w:val="ListNumber"/>
-      </w:pPr>
-      <w:r>
-        <w:t>Colors: Blue (taxonomy/core), Purple (voice system), Green (validation data), Gold (demonstration), Gray-dashed (hidden infrastructure)</w:t>
-      </w:r>
-    </w:p>
-    <w:p>
-      <w:pPr>
-        <w:pStyle w:val="ListNumber"/>
-      </w:pPr>
-      <w:r>
-        <w:t>Purpose: Create curiosity gap — show 4 documented artifacts while hinting at the larger unseen ecosystem</w:t>
-      </w:r>
-    </w:p>
-    <w:p>
-      <w:pPr>
-        <w:pStyle w:val="ListNumber"/>
-      </w:pPr>
-      <w:r>
-        <w:t>Rendered size: 452.4 KB PNG (increased from 299 KB due to 5th node)</w:t>
-      </w:r>
-    </w:p>
-    <w:p>
-      <w:pPr>
-        <w:pStyle w:val="ListNumber"/>
-      </w:pPr>
-      <w:r>
-        <w:t>Figure 3: The Discovery of Surface Compliance Across Two Advisory Platforms</w:t>
-      </w:r>
-    </w:p>
-    <w:p>
-      <w:pPr>
-        <w:pStyle w:val="ListNumber"/>
-      </w:pPr>
-      <w:r>
-        <w:t>Location: End of Section 7</w:t>
-      </w:r>
-    </w:p>
-    <w:p>
-      <w:pPr>
-        <w:pStyle w:val="ListNumber"/>
-      </w:pPr>
-      <w:r>
         <w:t>Diagram type: Multi-platform discovery process flowchart</w:t>
       </w:r>
     </w:p>
@@ -5064,250 +5062,250 @@
           <w:b/>
           <w:bCs/>
         </w:rPr>
+        <w:t>Rendered Images</w:t>
+      </w:r>
+      <w:r>
+        <w:t xml:space="preserve"> — PNG files in </w:t>
+      </w:r>
+      <w:r>
+        <w:rPr>
+          <w:rStyle w:val="VerbatimChar"/>
+        </w:rPr>
+        <w:t>[internal workspace]</w:t>
+      </w:r>
+      <w:r>
+        <w:t xml:space="preserve"> subdirectory</w:t>
+      </w:r>
+    </w:p>
+    <w:p>
+      <w:pPr>
+        <w:pStyle w:val="ListNumber"/>
+      </w:pPr>
+      <w:r>
+        <w:rPr>
+          <w:rStyle w:val="VerbatimChar"/>
+        </w:rPr>
+        <w:t>Cognitive-Amplification-Framework-Essay-DRAFT-v0.5d-(Image-Coded)-Figure-1.png</w:t>
+      </w:r>
+    </w:p>
+    <w:p>
+      <w:pPr>
+        <w:pStyle w:val="ListNumber"/>
+      </w:pPr>
+      <w:r>
+        <w:rPr>
+          <w:rStyle w:val="VerbatimChar"/>
+        </w:rPr>
+        <w:t>Cognitive-Amplification-Framework-Essay-DRAFT-v0.5d-(Image-Coded)-Figure-2.png</w:t>
+      </w:r>
+    </w:p>
+    <w:p>
+      <w:pPr>
+        <w:pStyle w:val="ListNumber"/>
+      </w:pPr>
+      <w:r>
+        <w:rPr>
+          <w:rStyle w:val="VerbatimChar"/>
+        </w:rPr>
+        <w:t>Cognitive-Amplification-Framework-Essay-DRAFT-v0.5d-(Image-Coded)-Figure-3.png</w:t>
+      </w:r>
+    </w:p>
+    <w:p>
+      <w:pPr>
+        <w:pStyle w:val="ListNumber"/>
+      </w:pPr>
+      <w:r>
+        <w:t>Rendered with: Mermaid_FigureExtractor CLI v5.6.0</w:t>
+      </w:r>
+    </w:p>
+    <w:p>
+      <w:pPr>
+        <w:pStyle w:val="ListNumber"/>
+      </w:pPr>
+      <w:r>
+        <w:t>Quality preset: Print (3x scale, font 34px body / 46px headings, stroke 6px)</w:t>
+      </w:r>
+    </w:p>
+    <w:p>
+      <w:pPr>
+        <w:pStyle w:val="ListNumber"/>
+      </w:pPr>
+      <w:r>
+        <w:t>Format: PNG with white background</w:t>
+      </w:r>
+    </w:p>
+    <w:p>
+      <w:pPr>
+        <w:pStyle w:val="ListNumber"/>
+      </w:pPr>
+      <w:r>
+        <w:t>Print-legible for letter-sized (8.5×11") paper</w:t>
+      </w:r>
+    </w:p>
+    <w:p>
+      <w:pPr>
+        <w:pStyle w:val="ListNumber"/>
+      </w:pPr>
+      <w:r>
+        <w:rPr>
+          <w:b/>
+          <w:bCs/>
+        </w:rPr>
+        <w:t>Final Version</w:t>
+      </w:r>
+      <w:r>
+        <w:t xml:space="preserve"> — </w:t>
+      </w:r>
+      <w:r>
+        <w:rPr>
+          <w:rStyle w:val="VerbatimChar"/>
+        </w:rPr>
+        <w:t>Cognitive-Amplification-Framework-Essay-DRAFT-v0.5d-(FINAL).md</w:t>
+      </w:r>
+    </w:p>
+    <w:p>
+      <w:pPr>
+        <w:pStyle w:val="ListNumber"/>
+      </w:pPr>
+      <w:r>
+        <w:t>Mermaid blocks replaced with PNG image links</w:t>
+      </w:r>
+    </w:p>
+    <w:p>
+      <w:pPr>
+        <w:pStyle w:val="ListNumber"/>
+      </w:pPr>
+      <w:r>
+        <w:t>Alt text includes figure titles</w:t>
+      </w:r>
+    </w:p>
+    <w:p>
+      <w:pPr>
+        <w:pStyle w:val="ListNumber"/>
+      </w:pPr>
+      <w:r>
+        <w:t>Production-ready with inline images</w:t>
+      </w:r>
+    </w:p>
+    <w:p>
+      <w:pPr>
+        <w:pStyle w:val="ListNumber"/>
+      </w:pPr>
+      <w:r>
+        <w:rPr>
+          <w:b/>
+          <w:bCs/>
+        </w:rPr>
+        <w:t>Mermaid-Codes Document</w:t>
+      </w:r>
+      <w:r>
+        <w:t xml:space="preserve"> — </w:t>
+      </w:r>
+      <w:r>
+        <w:rPr>
+          <w:rStyle w:val="VerbatimChar"/>
+        </w:rPr>
+        <w:t>Cognitive-Amplification-Framework-Essay-DRAFT-v0.5d-Mermaid-Codes.md</w:t>
+      </w:r>
+    </w:p>
+    <w:p>
+      <w:pPr>
+        <w:pStyle w:val="ListNumber"/>
+      </w:pPr>
+      <w:r>
         <w:lastRenderedPageBreak/>
-        <w:t>Rendered Images</w:t>
-      </w:r>
-      <w:r>
-        <w:t xml:space="preserve"> — PNG files in </w:t>
+        <w:t>Standalone reference containing all three Mermaid code blocks</w:t>
+      </w:r>
+    </w:p>
+    <w:p>
+      <w:pPr>
+        <w:pStyle w:val="ListNumber"/>
+      </w:pPr>
+      <w:r>
+        <w:t>Includes: titles, captions, location in paper, color legend, print specifications, usage notes</w:t>
+      </w:r>
+    </w:p>
+    <w:p>
+      <w:pPr>
+        <w:pStyle w:val="ListNumber"/>
+      </w:pPr>
+      <w:r>
+        <w:t>Enables diagram reproduction/modification without parsing Image-Coded version</w:t>
+      </w:r>
+    </w:p>
+    <w:p>
+      <w:r>
+        <w:rPr>
+          <w:b/>
+          <w:bCs/>
+        </w:rPr>
+        <w:t>Print Quality Specifications:</w:t>
+      </w:r>
+    </w:p>
+    <w:p>
+      <w:pPr>
+        <w:pStyle w:val="ListBullet"/>
+      </w:pPr>
+      <w:r>
+        <w:t>Font sizes: 34px body (amplified by 3x print preset), 46px headings</w:t>
+      </w:r>
+    </w:p>
+    <w:p>
+      <w:pPr>
+        <w:pStyle w:val="ListBullet"/>
+      </w:pPr>
+      <w:r>
+        <w:t>Stroke width: 6px for borders and arrows</w:t>
+      </w:r>
+    </w:p>
+    <w:p>
+      <w:pPr>
+        <w:pStyle w:val="ListBullet"/>
+      </w:pPr>
+      <w:r>
+        <w:t>Scale: 3x (print quality)</w:t>
+      </w:r>
+    </w:p>
+    <w:p>
+      <w:pPr>
+        <w:pStyle w:val="ListBullet"/>
+      </w:pPr>
+      <w:r>
+        <w:t xml:space="preserve">Renderer: Mermaid_FigureExtractor CLI with </w:t>
       </w:r>
       <w:r>
         <w:rPr>
           <w:rStyle w:val="VerbatimChar"/>
         </w:rPr>
-        <w:t>[internal workspace]</w:t>
-      </w:r>
-      <w:r>
-        <w:t xml:space="preserve"> subdirectory</w:t>
-      </w:r>
-    </w:p>
-    <w:p>
-      <w:pPr>
-        <w:pStyle w:val="ListNumber"/>
-      </w:pPr>
+        <w:t>-Quality print</w:t>
+      </w:r>
+      <w:r>
+        <w:t xml:space="preserve"> parameter</w:t>
+      </w:r>
+    </w:p>
+    <w:p>
+      <w:pPr>
+        <w:pStyle w:val="ListBullet"/>
+      </w:pPr>
+      <w:r>
+        <w:t>Result: Diagrams remain legible when printed on standard letter paper</w:t>
+      </w:r>
+    </w:p>
+    <w:p>
+      <w:r>
+        <w:rPr>
+          <w:b/>
+          <w:bCs/>
+        </w:rPr>
+        <w:t>Filename Normalization:</w:t>
+      </w:r>
+      <w:r>
+        <w:t xml:space="preserve"> Draft filename </w:t>
+      </w:r>
       <w:r>
         <w:rPr>
           <w:rStyle w:val="VerbatimChar"/>
         </w:rPr>
-        <w:t>Cognitive-Amplification-Framework-Essay-DRAFT-v0.5d-(Image-Coded)-Figure-1.png</w:t>
-      </w:r>
-    </w:p>
-    <w:p>
-      <w:pPr>
-        <w:pStyle w:val="ListNumber"/>
-      </w:pPr>
-      <w:r>
-        <w:rPr>
-          <w:rStyle w:val="VerbatimChar"/>
-        </w:rPr>
-        <w:t>Cognitive-Amplification-Framework-Essay-DRAFT-v0.5d-(Image-Coded)-Figure-2.png</w:t>
-      </w:r>
-    </w:p>
-    <w:p>
-      <w:pPr>
-        <w:pStyle w:val="ListNumber"/>
-      </w:pPr>
-      <w:r>
-        <w:rPr>
-          <w:rStyle w:val="VerbatimChar"/>
-        </w:rPr>
-        <w:t>Cognitive-Amplification-Framework-Essay-DRAFT-v0.5d-(Image-Coded)-Figure-3.png</w:t>
-      </w:r>
-    </w:p>
-    <w:p>
-      <w:pPr>
-        <w:pStyle w:val="ListNumber"/>
-      </w:pPr>
-      <w:r>
-        <w:t>Rendered with: Mermaid_FigureExtractor CLI v5.6.0</w:t>
-      </w:r>
-    </w:p>
-    <w:p>
-      <w:pPr>
-        <w:pStyle w:val="ListNumber"/>
-      </w:pPr>
-      <w:r>
-        <w:t>Quality preset: Print (3x scale, font 34px body / 46px headings, stroke 6px)</w:t>
-      </w:r>
-    </w:p>
-    <w:p>
-      <w:pPr>
-        <w:pStyle w:val="ListNumber"/>
-      </w:pPr>
-      <w:r>
-        <w:t>Format: PNG with white background</w:t>
-      </w:r>
-    </w:p>
-    <w:p>
-      <w:pPr>
-        <w:pStyle w:val="ListNumber"/>
-      </w:pPr>
-      <w:r>
-        <w:t>Print-legible for letter-sized (8.5×11") paper</w:t>
-      </w:r>
-    </w:p>
-    <w:p>
-      <w:pPr>
-        <w:pStyle w:val="ListNumber"/>
-      </w:pPr>
-      <w:r>
-        <w:rPr>
-          <w:b/>
-          <w:bCs/>
-        </w:rPr>
-        <w:t>Final Version</w:t>
-      </w:r>
-      <w:r>
-        <w:t xml:space="preserve"> — </w:t>
-      </w:r>
-      <w:r>
-        <w:rPr>
-          <w:rStyle w:val="VerbatimChar"/>
-        </w:rPr>
-        <w:t>Cognitive-Amplification-Framework-Essay-DRAFT-v0.5d-(FINAL).md</w:t>
-      </w:r>
-    </w:p>
-    <w:p>
-      <w:pPr>
-        <w:pStyle w:val="ListNumber"/>
-      </w:pPr>
-      <w:r>
-        <w:t>Mermaid blocks replaced with PNG image links</w:t>
-      </w:r>
-    </w:p>
-    <w:p>
-      <w:pPr>
-        <w:pStyle w:val="ListNumber"/>
-      </w:pPr>
-      <w:r>
-        <w:t>Alt text includes figure titles</w:t>
-      </w:r>
-    </w:p>
-    <w:p>
-      <w:pPr>
-        <w:pStyle w:val="ListNumber"/>
-      </w:pPr>
-      <w:r>
-        <w:t>Production-ready with inline images</w:t>
-      </w:r>
-    </w:p>
-    <w:p>
-      <w:pPr>
-        <w:pStyle w:val="ListNumber"/>
-      </w:pPr>
-      <w:r>
-        <w:rPr>
-          <w:b/>
-          <w:bCs/>
-        </w:rPr>
-        <w:t>Mermaid-Codes Document</w:t>
-      </w:r>
-      <w:r>
-        <w:t xml:space="preserve"> — </w:t>
-      </w:r>
-      <w:r>
-        <w:rPr>
-          <w:rStyle w:val="VerbatimChar"/>
-        </w:rPr>
-        <w:t>Cognitive-Amplification-Framework-Essay-DRAFT-v0.5d-Mermaid-Codes.md</w:t>
-      </w:r>
-    </w:p>
-    <w:p>
-      <w:pPr>
-        <w:pStyle w:val="ListNumber"/>
-      </w:pPr>
-      <w:r>
-        <w:t>Standalone reference containing all three Mermaid code blocks</w:t>
-      </w:r>
-    </w:p>
-    <w:p>
-      <w:pPr>
-        <w:pStyle w:val="ListNumber"/>
-      </w:pPr>
-      <w:r>
-        <w:t>Includes: titles, captions, location in paper, color legend, print specifications, usage notes</w:t>
-      </w:r>
-    </w:p>
-    <w:p>
-      <w:pPr>
-        <w:pStyle w:val="ListNumber"/>
-      </w:pPr>
-      <w:r>
-        <w:t>Enables diagram reproduction/modification without parsing Image-Coded version</w:t>
-      </w:r>
-    </w:p>
-    <w:p>
-      <w:r>
-        <w:rPr>
-          <w:b/>
-          <w:bCs/>
-        </w:rPr>
-        <w:t>Print Quality Specifications:</w:t>
-      </w:r>
-    </w:p>
-    <w:p>
-      <w:pPr>
-        <w:pStyle w:val="ListBullet"/>
-      </w:pPr>
-      <w:r>
-        <w:t>Font sizes: 34px body (amplified by 3x print preset), 46px headings</w:t>
-      </w:r>
-    </w:p>
-    <w:p>
-      <w:pPr>
-        <w:pStyle w:val="ListBullet"/>
-      </w:pPr>
-      <w:r>
-        <w:t>Stroke width: 6px for borders and arrows</w:t>
-      </w:r>
-    </w:p>
-    <w:p>
-      <w:pPr>
-        <w:pStyle w:val="ListBullet"/>
-      </w:pPr>
-      <w:r>
-        <w:t>Scale: 3x (print quality)</w:t>
-      </w:r>
-    </w:p>
-    <w:p>
-      <w:pPr>
-        <w:pStyle w:val="ListBullet"/>
-      </w:pPr>
-      <w:r>
-        <w:t xml:space="preserve">Renderer: Mermaid_FigureExtractor CLI with </w:t>
-      </w:r>
-      <w:r>
-        <w:rPr>
-          <w:rStyle w:val="VerbatimChar"/>
-        </w:rPr>
-        <w:t>-Quality print</w:t>
-      </w:r>
-      <w:r>
-        <w:t xml:space="preserve"> parameter</w:t>
-      </w:r>
-    </w:p>
-    <w:p>
-      <w:pPr>
-        <w:pStyle w:val="ListBullet"/>
-      </w:pPr>
-      <w:r>
-        <w:t>Result: Diagrams remain legible when printed on standard letter paper</w:t>
-      </w:r>
-    </w:p>
-    <w:p>
-      <w:r>
-        <w:rPr>
-          <w:b/>
-          <w:bCs/>
-        </w:rPr>
-        <w:t>Filename Normalization:</w:t>
-      </w:r>
-      <w:r>
-        <w:t xml:space="preserve"> Draft filename </w:t>
-      </w:r>
-      <w:r>
-        <w:rPr>
-          <w:rStyle w:val="VerbatimChar"/>
-        </w:rPr>
         <w:t>Cognitive-Amplification-Framework-Essay-DRAFT-v0.5d.md</w:t>
       </w:r>
       <w:r>
@@ -5336,7 +5334,6 @@
         <w:pStyle w:val="ListBullet"/>
       </w:pPr>
       <w:r>
-        <w:lastRenderedPageBreak/>
         <w:t>Figure 2 creates visual memory anchor for the four deliverables list WHILE hinting at the larger unseen infrastructure (AI Village, handoff system, AI_Notes journals, etc.) — creating curiosity gap rather than claiming completeness</w:t>
       </w:r>
     </w:p>
@@ -5454,7 +5451,11 @@
         <w:t>Figure 2 redesigned</w:t>
       </w:r>
       <w:r>
-        <w:t xml:space="preserve"> (2026-03-13, user feedback): Changed from "complete deliverables" framing to "selected artifacts among many" with visual hint at hidden coordination infrastructure. User directive: make readers feel "Like they just don't know. But maybe would like to understand." Added 5th node (Coordination Infrastructure: AI Village, handoff mail, AI_Notes journals, + others) with dashed border and dotted edge labeled "Not discussed in this essay." Re-rendered, updated Image-Coded, Final, and Mermaid-Codes documents.</w:t>
+        <w:t xml:space="preserve"> (2026-03-13, user feedback): Changed from "complete deliverables" framing to "selected artifacts among many" with visual hint at hidden coordination infrastructure. User directive: </w:t>
+      </w:r>
+      <w:r>
+        <w:lastRenderedPageBreak/>
+        <w:t>make readers feel "Like they just don't know. But maybe would like to understand." Added 5th node (Coordination Infrastructure: AI Village, handoff mail, AI_Notes journals, + others) with dashed border and dotted edge labeled "Not discussed in this essay." Re-rendered, updated Image-Coded, Final, and Mermaid-Codes documents.</w:t>
       </w:r>
     </w:p>
     <w:p>
@@ -5660,6 +5661,7 @@
         <w:pStyle w:val="ListBullet"/>
       </w:pPr>
       <w:r>
+        <w:lastRenderedPageBreak/>
         <w:t>Development timeline: 2026-03-13</w:t>
       </w:r>
     </w:p>
@@ -5773,7 +5775,6 @@
           <w:b/>
           <w:bCs/>
         </w:rPr>
-        <w:lastRenderedPageBreak/>
         <w:t>Decision:</w:t>
       </w:r>
       <w:r>
@@ -5972,38 +5973,41 @@
           <w:b/>
           <w:bCs/>
         </w:rPr>
+        <w:t>Major Changes Implemented in v0.7:</w:t>
+      </w:r>
+    </w:p>
+    <w:p>
+      <w:pPr>
+        <w:pStyle w:val="ListNumber"/>
+      </w:pPr>
+      <w:r>
+        <w:rPr>
+          <w:b/>
+          <w:bCs/>
+        </w:rPr>
+        <w:t>Section 2 rebuilt</w:t>
+      </w:r>
+      <w:r>
+        <w:t xml:space="preserve"> — New argument structure: (a) Human cognition has two distinct modes — generative/strategic (where authorship lives) and executive (where biological constraints hit); (b) advisory/implementer split maps exactly onto this division — not arbitrary, the only partition that preserves intellectual contribution; (c) What advisory AI actually does: extends working memory, forces articulation of vague intuitions into defensible positions, provides cognitive workspace for scale thinking; (d) What implementer AI actually does: removes execution bottleneck, specification IS the intellectual content, nothing passive possible; (e) Combined function: advisory sharpens intent until specifiable, implementer converts specification to artifact, authorship lives in the spec; (f) What crosses the layers destroys authorship; (g) Honest limit restated.</w:t>
+      </w:r>
+    </w:p>
+    <w:p>
+      <w:pPr>
+        <w:pStyle w:val="ListNumber"/>
+      </w:pPr>
+      <w:r>
+        <w:rPr>
+          <w:b/>
+          <w:bCs/>
+        </w:rPr>
+        <w:t>New Section 3 inserted: "Why the Work Is Yours — Authorship, Iteration, and the Case Against 'AI Did It'"</w:t>
+      </w:r>
+      <w:r>
+        <w:t xml:space="preserve"> — (a) Authorship definition: originating ideas, making judgments, taking responsibility — all three stay with human in CA; (b) Three failure modes addressed directly: Cheating (epistemic opposite of CA — requires catching fabrications you understand, not passive acceptance), Plagiarism (specification comes from lived experience that predated AI involvement — full traceability), Computer babble (symptom of absent human direction — CA is intensive active direction, producing distinctive work because different humans bring different </w:t>
+      </w:r>
+      <w:r>
         <w:lastRenderedPageBreak/>
-        <w:t>Major Changes Implemented in v0.7:</w:t>
-      </w:r>
-    </w:p>
-    <w:p>
-      <w:pPr>
-        <w:pStyle w:val="ListNumber"/>
-      </w:pPr>
-      <w:r>
-        <w:rPr>
-          <w:b/>
-          <w:bCs/>
-        </w:rPr>
-        <w:t>Section 2 rebuilt</w:t>
-      </w:r>
-      <w:r>
-        <w:t xml:space="preserve"> — New argument structure: (a) Human cognition has two distinct modes — generative/strategic (where authorship lives) and executive (where biological constraints hit); (b) advisory/implementer split maps exactly onto this division — not arbitrary, the only partition that preserves intellectual contribution; (c) What advisory AI actually does: extends working memory, forces articulation of vague intuitions into defensible positions, provides cognitive workspace for scale thinking; (d) What implementer AI actually does: removes execution bottleneck, specification IS the intellectual content, nothing passive possible; (e) Combined function: advisory sharpens intent until specifiable, implementer converts specification to artifact, authorship lives in the spec; (f) What crosses the layers destroys authorship; (g) Honest limit restated.</w:t>
-      </w:r>
-    </w:p>
-    <w:p>
-      <w:pPr>
-        <w:pStyle w:val="ListNumber"/>
-      </w:pPr>
-      <w:r>
-        <w:rPr>
-          <w:b/>
-          <w:bCs/>
-        </w:rPr>
-        <w:t>New Section 3 inserted: "Why the Work Is Yours — Authorship, Iteration, and the Case Against 'AI Did It'"</w:t>
-      </w:r>
-      <w:r>
-        <w:t xml:space="preserve"> — (a) Authorship definition: originating ideas, making judgments, taking responsibility — all three stay with human in CA; (b) Three failure modes addressed directly: Cheating (epistemic opposite of CA — requires catching fabrications you understand, not passive acceptance), Plagiarism (specification comes from lived experience that predated AI involvement — full traceability), Computer babble (symptom of absent human direction — CA is intensive active direction, producing distinctive work because different humans bring different specifications); (c) Iteration as intellectual work: v0.1→v0.7 as proof — each cycle requires judgment to evaluate, expertise to catch, and precision to refine; what iteration produces that shortcuts can't (work better than what you could specify at the start).</w:t>
+        <w:t>specifications); (c) Iteration as intellectual work: v0.1→v0.7 as proof — each cycle requires judgment to evaluate, expertise to catch, and precision to refine; what iteration produces that shortcuts can't (work better than what you could specify at the start).</w:t>
       </w:r>
     </w:p>
     <w:p>
@@ -6126,7 +6130,6 @@
           <w:b/>
           <w:bCs/>
         </w:rPr>
-        <w:lastRenderedPageBreak/>
         <w:t>Voice profile documents re-read this session:</w:t>
       </w:r>
       <w:r>
@@ -6223,7 +6226,11 @@
         <w:t>Missing advisory AI function:</w:t>
       </w:r>
       <w:r>
-        <w:t xml:space="preserve"> Section 2 described two mechanisms (working memory extension, forced articulation) but missed a third critical property: editorial independence. External advisory systems carry no project history, no accumulated session context, no investment in prior decisions. This structural independence is what produces honest assessment and external credibility — neither of which project-embedded systems can reliably provide.</w:t>
+        <w:t xml:space="preserve"> Section 2 described two mechanisms (working memory extension, forced articulation) but missed a third critical property: editorial independence. External advisory systems carry no project history, no accumulated session context, no investment </w:t>
+      </w:r>
+      <w:r>
+        <w:lastRenderedPageBreak/>
+        <w:t>in prior decisions. This structural independence is what produces honest assessment and external credibility — neither of which project-embedded systems can reliably provide.</w:t>
       </w:r>
     </w:p>
     <w:p>
@@ -6305,7 +6312,6 @@
         <w:rPr>
           <w:rStyle w:val="VerbatimChar"/>
         </w:rPr>
-        <w:lastRenderedPageBreak/>
         <w:t>20260307-AI-Detector-Evasion-Strategy-Neth-Training-2.md</w:t>
       </w:r>
       <w:r>
@@ -6372,6 +6378,7 @@
         <w:pStyle w:val="ListNumber"/>
       </w:pPr>
       <w:r>
+        <w:lastRenderedPageBreak/>
         <w:t>Key argument: external advisory systems (Merlin, Perplexity) have no AI_Notes access, no prior session context, no investment in existing structure; arrive as first reader; produce honest assessment closer to peer review than project-embedded systems; active default internet access (vs. workspace agents requiring explicit direction); work subjected to this scrutiny reads differently from work that circulated only within the author's investment</w:t>
       </w:r>
     </w:p>
@@ -6457,7 +6464,6 @@
           <w:b/>
           <w:bCs/>
         </w:rPr>
-        <w:lastRenderedPageBreak/>
         <w:t>Result:</w:t>
       </w:r>
       <w:r>
@@ -6568,6 +6574,7 @@
         <w:pStyle w:val="ListNumber"/>
       </w:pPr>
       <w:r>
+        <w:lastRenderedPageBreak/>
         <w:t>Academic abstract format with Keywords line</w:t>
       </w:r>
     </w:p>
@@ -6701,7 +6708,6 @@
           <w:b/>
           <w:bCs/>
         </w:rPr>
-        <w:lastRenderedPageBreak/>
         <w:t>"Three specific mechanisms" announcement removed</w:t>
       </w:r>
       <w:r>
@@ -6807,6 +6813,7 @@
           <w:b/>
           <w:bCs/>
         </w:rPr>
+        <w:lastRenderedPageBreak/>
         <w:t>Author Note title changed</w:t>
       </w:r>
       <w:r>
@@ -6946,7 +6953,6 @@
         <w:pStyle w:val="ListBullet"/>
       </w:pPr>
       <w:r>
-        <w:lastRenderedPageBreak/>
         <w:t>Kappa hallucination story (Section 4)</w:t>
       </w:r>
     </w:p>
@@ -7131,37 +7137,37 @@
           <w:b/>
           <w:bCs/>
         </w:rPr>
+        <w:t>Context gravity</w:t>
+      </w:r>
+      <w:r>
+        <w:t xml:space="preserve"> — the structural pull a project's accumulated decisions exert on every new question asked within it. Not emotional investment — structural. An embedded agent's immersion in the project shapes what evidence gets weighted when it tries to answer new questions. When external research partially fails and the agent falls back on what it can find, the evidence it finds will tend to confirm what the project context already suggested. The embedded agent found a statutory standard that confirmed its prior reading of the packet. It didn't have access to the professional literature that would have complicated that reading.</w:t>
+      </w:r>
+    </w:p>
+    <w:p>
+      <w:pPr>
+        <w:pStyle w:val="ListNumber"/>
+      </w:pPr>
+      <w:r>
+        <w:rPr>
+          <w:b/>
+          <w:bCs/>
+        </w:rPr>
+        <w:t>Access-constraint asymmetry</w:t>
+      </w:r>
+      <w:r>
+        <w:t xml:space="preserve"> — the distinction between tool-dependent web access (embedded VS Code agents, which fail on specialized professional sites, JavaScript-heavy pages, organizational network restrictions) versus native live internet access (Perplexity, built to traverse exactly the domain-specific sources that embedded agents can't reliably reach). The companion essay traced this to specific source categories: NHLP, NLIHC, legal aid practice guides — these are the sites where field practice is documented. Wikipedia is where statutory baselines are documented. For any domain-research question requiring field-practice guidance, these are not equivalent sources.</w:t>
+      </w:r>
+    </w:p>
+    <w:p>
+      <w:pPr>
+        <w:pStyle w:val="ListNumber"/>
+      </w:pPr>
+      <w:r>
+        <w:rPr>
+          <w:b/>
+          <w:bCs/>
+        </w:rPr>
         <w:lastRenderedPageBreak/>
-        <w:t>Context gravity</w:t>
-      </w:r>
-      <w:r>
-        <w:t xml:space="preserve"> — the structural pull a project's accumulated decisions exert on every new question asked within it. Not emotional investment — structural. An embedded agent's immersion in the project shapes what evidence gets weighted when it tries to answer new questions. When external research partially fails and the agent falls back on what it can find, the evidence it finds will tend to confirm what the project context already suggested. The embedded agent found a statutory standard that confirmed its prior reading of the packet. It didn't have access to the professional literature that would have complicated that reading.</w:t>
-      </w:r>
-    </w:p>
-    <w:p>
-      <w:pPr>
-        <w:pStyle w:val="ListNumber"/>
-      </w:pPr>
-      <w:r>
-        <w:rPr>
-          <w:b/>
-          <w:bCs/>
-        </w:rPr>
-        <w:t>Access-constraint asymmetry</w:t>
-      </w:r>
-      <w:r>
-        <w:t xml:space="preserve"> — the distinction between tool-dependent web access (embedded VS Code agents, which fail on specialized professional sites, JavaScript-heavy pages, organizational network restrictions) versus native live internet access (Perplexity, built to traverse exactly the domain-specific sources that embedded agents can't reliably reach). The companion essay traced this to specific source categories: NHLP, NLIHC, legal aid practice guides — these are the sites where field practice is documented. Wikipedia is where statutory baselines are documented. For any domain-research question requiring field-practice guidance, these are not equivalent sources.</w:t>
-      </w:r>
-    </w:p>
-    <w:p>
-      <w:pPr>
-        <w:pStyle w:val="ListNumber"/>
-      </w:pPr>
-      <w:r>
-        <w:rPr>
-          <w:b/>
-          <w:bCs/>
-        </w:rPr>
         <w:t>Amplification of the amplification (two-advisor compounding)</w:t>
       </w:r>
       <w:r>
@@ -7204,64 +7210,61 @@
         <w:t>Section 6 (Surface Compliance), new paragraph inserted</w:t>
       </w:r>
       <w:r>
-        <w:t xml:space="preserve"> — between "Surface Compliance." and "I didn't plan to discover it." — naming what the two-platform structure was actually doing. Merlin built a frame from engagement. That frame was good and it was also a form of context gravity. Perplexity arrived without it. The paragraph identifies the mechanism precisely: the first </w:t>
-      </w:r>
-      <w:r>
+        <w:t xml:space="preserve"> — between "Surface Compliance." and "I didn't plan to discover it." — naming what the two-platform structure was actually doing. Merlin built a frame from engagement. That frame was good and it was also a form of context gravity. Perplexity arrived without it. The paragraph identifies the mechanism precisely: the first advisory session's understanding accumulates into structural investment in an existing way of thinking; the second advisory session, knowing nothing of the first's reasoning, is the instrument that sees past the frame. Two frames, non-overlapping, multiply rather than add.</w:t>
+      </w:r>
+    </w:p>
+    <w:p>
+      <w:pPr>
+        <w:pStyle w:val="ListNumber"/>
+      </w:pPr>
+      <w:r>
+        <w:rPr>
+          <w:b/>
+          <w:bCs/>
+        </w:rPr>
+        <w:t>Combined-function summary sentence in Section 2 updated</w:t>
+      </w:r>
+      <w:r>
+        <w:t xml:space="preserve"> — "through honest outside appraisal without context gravity, without the access limitations that make embedded research incomplete" — explicitly linking editorial independence to the two structural phenomena the companion essay named.</w:t>
+      </w:r>
+    </w:p>
+    <w:p>
+      <w:pPr>
+        <w:pStyle w:val="ListNumber"/>
+      </w:pPr>
+      <w:r>
+        <w:rPr>
+          <w:b/>
+          <w:bCs/>
+        </w:rPr>
+        <w:t>Author Note second paragraph updated</w:t>
+      </w:r>
+      <w:r>
+        <w:t xml:space="preserve"> — "Ten drafts over two months" (was nine); added the v0.10 origin sentence: "v0.10 exists because a companion case study arrived from a separate AI session working a completely unrelated problem...That session was advisor two. This session was advisor one."</w:t>
+      </w:r>
+    </w:p>
+    <w:p>
+      <w:pPr>
+        <w:pStyle w:val="ListNumber"/>
+      </w:pPr>
+      <w:r>
+        <w:rPr>
+          <w:b/>
+          <w:bCs/>
+        </w:rPr>
+        <w:t>Version History entry for v0.10 written in full</w:t>
+      </w:r>
+      <w:r>
+        <w:t xml:space="preserve"> — including explicit meta-observation: "v0.10's production was itself an instance of the mechanism it describes...The document you are reading is evidence of its own thesis."</w:t>
+      </w:r>
+    </w:p>
+    <w:p>
+      <w:r>
+        <w:rPr>
+          <w:b/>
+          <w:bCs/>
+        </w:rPr>
         <w:lastRenderedPageBreak/>
-        <w:t>advisory session's understanding accumulates into structural investment in an existing way of thinking; the second advisory session, knowing nothing of the first's reasoning, is the instrument that sees past the frame. Two frames, non-overlapping, multiply rather than add.</w:t>
-      </w:r>
-    </w:p>
-    <w:p>
-      <w:pPr>
-        <w:pStyle w:val="ListNumber"/>
-      </w:pPr>
-      <w:r>
-        <w:rPr>
-          <w:b/>
-          <w:bCs/>
-        </w:rPr>
-        <w:t>Combined-function summary sentence in Section 2 updated</w:t>
-      </w:r>
-      <w:r>
-        <w:t xml:space="preserve"> — "through honest outside appraisal without context gravity, without the access limitations that make embedded research incomplete" — explicitly linking editorial independence to the two structural phenomena the companion essay named.</w:t>
-      </w:r>
-    </w:p>
-    <w:p>
-      <w:pPr>
-        <w:pStyle w:val="ListNumber"/>
-      </w:pPr>
-      <w:r>
-        <w:rPr>
-          <w:b/>
-          <w:bCs/>
-        </w:rPr>
-        <w:t>Author Note second paragraph updated</w:t>
-      </w:r>
-      <w:r>
-        <w:t xml:space="preserve"> — "Ten drafts over two months" (was nine); added the v0.10 origin sentence: "v0.10 exists because a companion case study arrived from a separate AI session working a completely unrelated problem...That session was advisor two. This session was advisor one."</w:t>
-      </w:r>
-    </w:p>
-    <w:p>
-      <w:pPr>
-        <w:pStyle w:val="ListNumber"/>
-      </w:pPr>
-      <w:r>
-        <w:rPr>
-          <w:b/>
-          <w:bCs/>
-        </w:rPr>
-        <w:t>Version History entry for v0.10 written in full</w:t>
-      </w:r>
-      <w:r>
-        <w:t xml:space="preserve"> — including explicit meta-observation: "v0.10's production was itself an instance of the mechanism it describes...The document you are reading is evidence of its own thesis."</w:t>
-      </w:r>
-    </w:p>
-    <w:p>
-      <w:r>
-        <w:rPr>
-          <w:b/>
-          <w:bCs/>
-        </w:rPr>
         <w:t>Meta-Observation (recorded in audit trail because the audit trail is part of the proof):</w:t>
       </w:r>
       <w:r>
@@ -7330,135 +7333,135 @@
           <w:b/>
           <w:bCs/>
         </w:rPr>
+        <w:t>v0.4b</w:t>
+      </w:r>
+      <w:r>
+        <w:t xml:space="preserve"> — User-authored. Built from Story #8 ("Origin of 6th Syndrome — Merlin/Perplexity Sessions"). Opened with the two-platform night. Centered process as the evidence.</w:t>
+      </w:r>
+    </w:p>
+    <w:p>
+      <w:pPr>
+        <w:pStyle w:val="ListBullet"/>
+      </w:pPr>
+      <w:r>
+        <w:rPr>
+          <w:b/>
+          <w:bCs/>
+        </w:rPr>
+        <w:t>v0.4c</w:t>
+      </w:r>
+      <w:r>
+        <w:t xml:space="preserve"> — </w:t>
+      </w:r>
+      <w:r>
+        <w:rPr>
+          <w:rStyle w:val="VerbatimChar"/>
+        </w:rPr>
+        <w:t>YIM_Research</w:t>
+      </w:r>
+      <w:r>
+        <w:t>-authored. Mirrored v0.4a's outline. Story #38 base, Merlin→taxonomy arc.</w:t>
+      </w:r>
+    </w:p>
+    <w:p>
+      <w:pPr>
+        <w:pStyle w:val="ListBullet"/>
+      </w:pPr>
+      <w:r>
+        <w:rPr>
+          <w:b/>
+          <w:bCs/>
+        </w:rPr>
+        <w:t>v0.4d</w:t>
+      </w:r>
+      <w:r>
+        <w:t xml:space="preserve"> — </w:t>
+      </w:r>
+      <w:r>
+        <w:rPr>
+          <w:rStyle w:val="VerbatimChar"/>
+        </w:rPr>
+        <w:t>YIM_Research</w:t>
+      </w:r>
+      <w:r>
+        <w:t>-authored. Mirrored v0.4b's outline. Story #8 base, two-platform arc.</w:t>
+      </w:r>
+    </w:p>
+    <w:p>
+      <w:r>
+        <w:t>From v0.4b and v0.4d, two extended drafts were produced incorporating input from a Perplexity advisory session on the credibility trap theme:</w:t>
+      </w:r>
+    </w:p>
+    <w:p>
+      <w:pPr>
+        <w:pStyle w:val="ListBullet"/>
+      </w:pPr>
+      <w:r>
+        <w:rPr>
+          <w:b/>
+          <w:bCs/>
+        </w:rPr>
+        <w:t>v0.5b</w:t>
+      </w:r>
+      <w:r>
+        <w:t xml:space="preserve"> — Extension of v0.4b (user-authored base) + Perplexity credibility trap session.</w:t>
+      </w:r>
+    </w:p>
+    <w:p>
+      <w:pPr>
+        <w:pStyle w:val="ListBullet"/>
+      </w:pPr>
+      <w:r>
+        <w:rPr>
+          <w:b/>
+          <w:bCs/>
+        </w:rPr>
+        <w:t>v0.5d</w:t>
+      </w:r>
+      <w:r>
+        <w:t xml:space="preserve"> — Extension of v0.4d (</w:t>
+      </w:r>
+      <w:r>
+        <w:rPr>
+          <w:rStyle w:val="VerbatimChar"/>
+        </w:rPr>
+        <w:t>YIM_Research</w:t>
+      </w:r>
+      <w:r>
+        <w:t>-authored base) + Perplexity credibility trap session.</w:t>
+      </w:r>
+    </w:p>
+    <w:p>
+      <w:r>
+        <w:rPr>
+          <w:b/>
+          <w:bCs/>
+        </w:rPr>
+        <w:t>Author/project manager selection:</w:t>
+      </w:r>
+      <w:r>
+        <w:t xml:space="preserve"> v0.5d chosen as the base for v0.6.</w:t>
+      </w:r>
+    </w:p>
+    <w:p>
+      <w:r>
+        <w:rPr>
+          <w:b/>
+          <w:bCs/>
+        </w:rPr>
+        <w:t>Reason given:</w:t>
+      </w:r>
+      <w:r>
+        <w:t xml:space="preserve"> v0.5d had the closing movement and overall arc the PM wanted. The Merlin→Perplexity two-session sequence created a tighter through-line — the same instrument (advisory AI) doing thinking AND helping resolve the credibility trap, which made the through-line of the essay more coherent. The two-session discovery is the method; the credibility trap resolution uses that same method; one story arc could carry both.</w:t>
+      </w:r>
+    </w:p>
+    <w:p>
+      <w:r>
+        <w:rPr>
+          <w:b/>
+          <w:bCs/>
+        </w:rPr>
         <w:lastRenderedPageBreak/>
-        <w:t>v0.4b</w:t>
-      </w:r>
-      <w:r>
-        <w:t xml:space="preserve"> — User-authored. Built from Story #8 ("Origin of 6th Syndrome — Merlin/Perplexity Sessions"). Opened with the two-platform night. Centered process as the evidence.</w:t>
-      </w:r>
-    </w:p>
-    <w:p>
-      <w:pPr>
-        <w:pStyle w:val="ListBullet"/>
-      </w:pPr>
-      <w:r>
-        <w:rPr>
-          <w:b/>
-          <w:bCs/>
-        </w:rPr>
-        <w:t>v0.4c</w:t>
-      </w:r>
-      <w:r>
-        <w:t xml:space="preserve"> — </w:t>
-      </w:r>
-      <w:r>
-        <w:rPr>
-          <w:rStyle w:val="VerbatimChar"/>
-        </w:rPr>
-        <w:t>YIM_Research</w:t>
-      </w:r>
-      <w:r>
-        <w:t>-authored. Mirrored v0.4a's outline. Story #38 base, Merlin→taxonomy arc.</w:t>
-      </w:r>
-    </w:p>
-    <w:p>
-      <w:pPr>
-        <w:pStyle w:val="ListBullet"/>
-      </w:pPr>
-      <w:r>
-        <w:rPr>
-          <w:b/>
-          <w:bCs/>
-        </w:rPr>
-        <w:t>v0.4d</w:t>
-      </w:r>
-      <w:r>
-        <w:t xml:space="preserve"> — </w:t>
-      </w:r>
-      <w:r>
-        <w:rPr>
-          <w:rStyle w:val="VerbatimChar"/>
-        </w:rPr>
-        <w:t>YIM_Research</w:t>
-      </w:r>
-      <w:r>
-        <w:t>-authored. Mirrored v0.4b's outline. Story #8 base, two-platform arc.</w:t>
-      </w:r>
-    </w:p>
-    <w:p>
-      <w:r>
-        <w:t>From v0.4b and v0.4d, two extended drafts were produced incorporating input from a Perplexity advisory session on the credibility trap theme:</w:t>
-      </w:r>
-    </w:p>
-    <w:p>
-      <w:pPr>
-        <w:pStyle w:val="ListBullet"/>
-      </w:pPr>
-      <w:r>
-        <w:rPr>
-          <w:b/>
-          <w:bCs/>
-        </w:rPr>
-        <w:t>v0.5b</w:t>
-      </w:r>
-      <w:r>
-        <w:t xml:space="preserve"> — Extension of v0.4b (user-authored base) + Perplexity credibility trap session.</w:t>
-      </w:r>
-    </w:p>
-    <w:p>
-      <w:pPr>
-        <w:pStyle w:val="ListBullet"/>
-      </w:pPr>
-      <w:r>
-        <w:rPr>
-          <w:b/>
-          <w:bCs/>
-        </w:rPr>
-        <w:t>v0.5d</w:t>
-      </w:r>
-      <w:r>
-        <w:t xml:space="preserve"> — Extension of v0.4d (</w:t>
-      </w:r>
-      <w:r>
-        <w:rPr>
-          <w:rStyle w:val="VerbatimChar"/>
-        </w:rPr>
-        <w:t>YIM_Research</w:t>
-      </w:r>
-      <w:r>
-        <w:t>-authored base) + Perplexity credibility trap session.</w:t>
-      </w:r>
-    </w:p>
-    <w:p>
-      <w:r>
-        <w:rPr>
-          <w:b/>
-          <w:bCs/>
-        </w:rPr>
-        <w:t>Author/project manager selection:</w:t>
-      </w:r>
-      <w:r>
-        <w:t xml:space="preserve"> v0.5d chosen as the base for v0.6.</w:t>
-      </w:r>
-    </w:p>
-    <w:p>
-      <w:r>
-        <w:rPr>
-          <w:b/>
-          <w:bCs/>
-        </w:rPr>
-        <w:t>Reason given:</w:t>
-      </w:r>
-      <w:r>
-        <w:t xml:space="preserve"> v0.5d had the closing movement and overall arc the PM wanted. The Merlin→Perplexity two-session sequence created a tighter through-line — the same instrument (advisory AI) doing thinking AND helping resolve the credibility trap, which made the through-line of the essay more coherent. The two-session discovery is the method; the credibility trap resolution uses that same method; one story arc could carry both.</w:t>
-      </w:r>
-    </w:p>
-    <w:p>
-      <w:r>
-        <w:rPr>
-          <w:b/>
-          <w:bCs/>
-        </w:rPr>
         <w:t>Unused branches archived:</w:t>
       </w:r>
       <w:r>
@@ -7574,11 +7577,7 @@
         <w:t>YIM_Research</w:t>
       </w:r>
       <w:r>
-        <w:t xml:space="preserve"> held the full workspace context and handled execution. Neither </w:t>
-      </w:r>
-      <w:r>
-        <w:lastRenderedPageBreak/>
-        <w:t>advisory sessions nor the implementer agent made authorial decisions — those remained with the PM throughout.</w:t>
+        <w:t xml:space="preserve"> held the full workspace context and handled execution. Neither advisory sessions nor the implementer agent made authorial decisions — those remained with the PM throughout.</w:t>
       </w:r>
     </w:p>
     <w:p>
@@ -7618,7 +7617,11 @@
         <w:t>Hollow Completion Prevention Through Forced Deliberation</w:t>
       </w:r>
       <w:r>
-        <w:t xml:space="preserve"> explicitly as the behavioral counterpart to this essay's framework argument. Describes the failure mode it documents (embedded agent declaring a tool complete for months while core function remained unbuilt) and the Forced Deliberation intervention (external advisory sessions to frame the gap + prohibition on implementation without comprehensive planning document). Labels the connection: this essay is the framework argument; that paper is the cost of getting it wrong, documented.</w:t>
+        <w:t xml:space="preserve"> explicitly as the behavioral counterpart to this essay's framework argument. Describes the failure mode it documents (embedded agent declaring a tool complete for months while core function remained unbuilt) and the Forced Deliberation intervention (external advisory sessions to frame the gap + prohibition on implementation </w:t>
+      </w:r>
+      <w:r>
+        <w:lastRenderedPageBreak/>
+        <w:t>without comprehensive planning document). Labels the connection: this essay is the framework argument; that paper is the cost of getting it wrong, documented.</w:t>
       </w:r>
     </w:p>
     <w:p>
@@ -7703,32 +7706,57 @@
         <w:t>Trigger:</w:t>
       </w:r>
       <w:r>
-        <w:t xml:space="preserve"> User tested v0.11 on AI detector — scored 71% AI / 29% Human. Identical to v0.8. All three structural de-patterning passes (v0.9, v0.10, v0.11) failed to move the detection score. Diagnosis: the problem was at the sentence/vocabulary level, not structural. Uniform sentence rhythm (25–35 words throughout), smooth transitions, consistent formality. Structural changes do not affect perplexity or burstiness signals. Neth </w:t>
-      </w:r>
-      <w:r>
+        <w:t xml:space="preserve"> User tested v0.11 on AI detector — scored 71% AI / 29% Human. Identical to v0.8. All three structural de-patterning passes (v0.9, v0.10, v0.11) failed to move the detection score. Diagnosis: the problem was at the sentence/vocabulary level, not structural. Uniform sentence rhythm (25–35 words throughout), smooth transitions, consistent formality. Structural changes do not affect perplexity or burstiness signals. Neth subagent invocation attempted and failed (net::ERR_HTTP2_PROTOCOL_ERROR). YIM_Research pivoted to running the Ernesthification detection-resistance pass directly. All three mandatory voice documents read in full before transformation.</w:t>
+      </w:r>
+    </w:p>
+    <w:p>
+      <w:r>
+        <w:rPr>
+          <w:b/>
+          <w:bCs/>
+        </w:rPr>
+        <w:t>Nature of v0.12:</w:t>
+      </w:r>
+      <w:r>
+        <w:t xml:space="preserve"> Full Ernesthification detection-resistance overlay. No content changes, no structural changes. Same argument, same data, same sections. Sentence-level burstiness amplification and perplexity injection throughout.</w:t>
+      </w:r>
+    </w:p>
+    <w:p>
+      <w:r>
+        <w:rPr>
+          <w:b/>
+          <w:bCs/>
+        </w:rPr>
+        <w:t>Voice Documents Read (Mandatory Pre-Work):</w:t>
+      </w:r>
+    </w:p>
+    <w:p>
+      <w:pPr>
+        <w:pStyle w:val="ListNumber"/>
+      </w:pPr>
+      <w:r>
+        <w:rPr>
+          <w:rStyle w:val="VerbatimChar"/>
+        </w:rPr>
+        <w:t>GCE - (ernesto-voice-profile-companion).md</w:t>
+      </w:r>
+      <w:r>
+        <w:t xml:space="preserve"> — Read completely. All 13 parts: sentence architecture, vocabulary fingerprints, 6 emotional registers, structural patterns, replication guide, diagnostic/repair.</w:t>
+      </w:r>
+    </w:p>
+    <w:p>
+      <w:pPr>
+        <w:pStyle w:val="ListNumber"/>
+      </w:pPr>
+      <w:r>
+        <w:rPr>
+          <w:rStyle w:val="VerbatimChar"/>
+        </w:rPr>
         <w:lastRenderedPageBreak/>
-        <w:t>subagent invocation attempted and failed (net::ERR_HTTP2_PROTOCOL_ERROR). YIM_Research pivoted to running the Ernesthification detection-resistance pass directly. All three mandatory voice documents read in full before transformation.</w:t>
-      </w:r>
-    </w:p>
-    <w:p>
-      <w:r>
-        <w:rPr>
-          <w:b/>
-          <w:bCs/>
-        </w:rPr>
-        <w:t>Nature of v0.12:</w:t>
-      </w:r>
-      <w:r>
-        <w:t xml:space="preserve"> Full Ernesthification detection-resistance overlay. No content changes, no structural changes. Same argument, same data, same sections. Sentence-level burstiness amplification and perplexity injection throughout.</w:t>
-      </w:r>
-    </w:p>
-    <w:p>
-      <w:r>
-        <w:rPr>
-          <w:b/>
-          <w:bCs/>
-        </w:rPr>
-        <w:t>Voice Documents Read (Mandatory Pre-Work):</w:t>
+        <w:t>20260307-AI-Detector-Evasion-Strategy-Neth-Training-2.md</w:t>
+      </w:r>
+      <w:r>
+        <w:t xml:space="preserve"> — Read completely. Detection mechanics (perplexity + burstiness theory), all 8 strategies with before/after examples, complete patent paper transformation example showing 2-word to 83-word sentence variation achieving 15–30% AI flagged.</w:t>
       </w:r>
     </w:p>
     <w:p>
@@ -7739,34 +7767,6 @@
         <w:rPr>
           <w:rStyle w:val="VerbatimChar"/>
         </w:rPr>
-        <w:t>GCE - (ernesto-voice-profile-companion).md</w:t>
-      </w:r>
-      <w:r>
-        <w:t xml:space="preserve"> — Read completely. All 13 parts: sentence architecture, vocabulary fingerprints, 6 emotional registers, structural patterns, replication guide, diagnostic/repair.</w:t>
-      </w:r>
-    </w:p>
-    <w:p>
-      <w:pPr>
-        <w:pStyle w:val="ListNumber"/>
-      </w:pPr>
-      <w:r>
-        <w:rPr>
-          <w:rStyle w:val="VerbatimChar"/>
-        </w:rPr>
-        <w:t>20260307-AI-Detector-Evasion-Strategy-Neth-Training-2.md</w:t>
-      </w:r>
-      <w:r>
-        <w:t xml:space="preserve"> — Read completely. Detection mechanics (perplexity + burstiness theory), all 8 strategies with before/after examples, complete patent paper transformation example showing 2-word to 83-word sentence variation achieving 15–30% AI flagged.</w:t>
-      </w:r>
-    </w:p>
-    <w:p>
-      <w:pPr>
-        <w:pStyle w:val="ListNumber"/>
-      </w:pPr>
-      <w:r>
-        <w:rPr>
-          <w:rStyle w:val="VerbatimChar"/>
-        </w:rPr>
         <w:t>The-Grande-Compendium-of-Ernesthification-3.md</w:t>
       </w:r>
       <w:r>
@@ -7842,49 +7842,49 @@
         <w:pStyle w:val="ListNumber"/>
       </w:pPr>
       <w:r>
+        <w:t xml:space="preserve">"One is </w:t>
+      </w:r>
+      <w:r>
+        <w:rPr>
+          <w:b/>
+          <w:bCs/>
+        </w:rPr>
+        <w:t>generative and strategic</w:t>
+      </w:r>
+      <w:r>
+        <w:t>: forming intent, making judgments..." (bold sub-head + run-on) → depatterned: "One is generative and strategic. Forming intent. Making judgments about what matters. Evaluating options against values you've developed through years of living inside the problem." (fragments after the initial statement)</w:t>
+      </w:r>
+    </w:p>
+    <w:p>
+      <w:pPr>
+        <w:pStyle w:val="ListNumber"/>
+      </w:pPr>
+      <w:r>
+        <w:t>"The third mechanism gets overlooked, and it matters more than people realize." (single combined sentence) → SPLIT into two standalone 1-sentence paragraphs: "The third function gets overlooked." / "It matters more than people realize."</w:t>
+      </w:r>
+    </w:p>
+    <w:p>
+      <w:pPr>
+        <w:pStyle w:val="ListNumber"/>
+      </w:pPr>
+      <w:r>
+        <w:t>"That's not a flaw you can patch. It's structural." — new punch added after context gravity definition paragraph (8 words + 3 words, contrasting the long technical paragraph above)</w:t>
+      </w:r>
+    </w:p>
+    <w:p>
+      <w:pPr>
+        <w:pStyle w:val="ListNumber"/>
+      </w:pPr>
+      <w:r>
+        <w:t>Why This Division — perplexity injections:</w:t>
+      </w:r>
+    </w:p>
+    <w:p>
+      <w:pPr>
+        <w:pStyle w:val="ListNumber"/>
+      </w:pPr>
+      <w:r>
         <w:lastRenderedPageBreak/>
-        <w:t xml:space="preserve">"One is </w:t>
-      </w:r>
-      <w:r>
-        <w:rPr>
-          <w:b/>
-          <w:bCs/>
-        </w:rPr>
-        <w:t>generative and strategic</w:t>
-      </w:r>
-      <w:r>
-        <w:t>: forming intent, making judgments..." (bold sub-head + run-on) → depatterned: "One is generative and strategic. Forming intent. Making judgments about what matters. Evaluating options against values you've developed through years of living inside the problem." (fragments after the initial statement)</w:t>
-      </w:r>
-    </w:p>
-    <w:p>
-      <w:pPr>
-        <w:pStyle w:val="ListNumber"/>
-      </w:pPr>
-      <w:r>
-        <w:t>"The third mechanism gets overlooked, and it matters more than people realize." (single combined sentence) → SPLIT into two standalone 1-sentence paragraphs: "The third function gets overlooked." / "It matters more than people realize."</w:t>
-      </w:r>
-    </w:p>
-    <w:p>
-      <w:pPr>
-        <w:pStyle w:val="ListNumber"/>
-      </w:pPr>
-      <w:r>
-        <w:t>"That's not a flaw you can patch. It's structural." — new punch added after context gravity definition paragraph (8 words + 3 words, contrasting the long technical paragraph above)</w:t>
-      </w:r>
-    </w:p>
-    <w:p>
-      <w:pPr>
-        <w:pStyle w:val="ListNumber"/>
-      </w:pPr>
-      <w:r>
-        <w:t>Why This Division — perplexity injections:</w:t>
-      </w:r>
-    </w:p>
-    <w:p>
-      <w:pPr>
-        <w:pStyle w:val="ListNumber"/>
-      </w:pPr>
-      <w:r>
         <w:t>"This is what I've started calling context gravity:" → "I've started calling this context gravity:" (removes demonstrative construction)</w:t>
       </w:r>
     </w:p>
@@ -7965,11 +7965,7 @@
         <w:pStyle w:val="ListNumber"/>
       </w:pPr>
       <w:r>
-        <w:t xml:space="preserve">Long combined 100-word paragraph about context gravity and amplification → broken after "Because nothing binds it to what the first session decided was the right way to look." — "Not </w:t>
-      </w:r>
-      <w:r>
-        <w:lastRenderedPageBreak/>
-        <w:t>because it's smarter" as standalone 3-word punch visible before the amplification paragraph begins</w:t>
+        <w:t>Long combined 100-word paragraph about context gravity and amplification → broken after "Because nothing binds it to what the first session decided was the right way to look." — "Not because it's smarter" as standalone 3-word punch visible before the amplification paragraph begins</w:t>
       </w:r>
     </w:p>
     <w:p>
@@ -8172,7 +8168,6 @@
           <w:b/>
           <w:bCs/>
         </w:rPr>
-        <w:lastRenderedPageBreak/>
         <w:t>What This Audit Trail Demonstrates:</w:t>
       </w:r>
     </w:p>
@@ -8459,7 +8454,6 @@
         <w:pStyle w:val="ListNumber"/>
       </w:pPr>
       <w:r>
-        <w:lastRenderedPageBreak/>
         <w:t>"How This Was Made" section updated:</w:t>
       </w:r>
     </w:p>
@@ -8581,7 +8575,6 @@
         <w:pStyle w:val="ListNumber"/>
       </w:pPr>
       <w:r>
-        <w:lastRenderedPageBreak/>
         <w:t>AI held: Legal scaffolding (HB 404, O.C.G.A. statutes, Fair Housing Act, deadline calculations, demand letter framing)</w:t>
       </w:r>
     </w:p>
@@ -8702,11 +8695,7 @@
         <w:pStyle w:val="ListNumber"/>
       </w:pPr>
       <w:r>
-        <w:t xml:space="preserve">Added v0.13b description: "exists because the same legal case work that produced v0.10's insights became a complete section: 'When the Instrument Is Your Only Option' — 1,700 words </w:t>
-      </w:r>
-      <w:r>
-        <w:lastRenderedPageBreak/>
-        <w:t>documenting cognitive amplification operating under extreme necessity, flooding happening in real time, no attorney, deadline 48 hours out. Same mechanism, different crucible. The version history is the proof."</w:t>
+        <w:t>Added v0.13b description: "exists because the same legal case work that produced v0.10's insights became a complete section: 'When the Instrument Is Your Only Option' — 1,700 words documenting cognitive amplification operating under extreme necessity, flooding happening in real time, no attorney, deadline 48 hours out. Same mechanism, different crucible. The version history is the proof."</w:t>
       </w:r>
     </w:p>
     <w:p>
@@ -8871,7 +8860,6 @@
           <w:b/>
           <w:bCs/>
         </w:rPr>
-        <w:lastRenderedPageBreak/>
         <w:t>Detection score history:</w:t>
       </w:r>
       <w:r>
@@ -9028,7 +9016,6 @@
         <w:pStyle w:val="ListNumber"/>
       </w:pPr>
       <w:r>
-        <w:lastRenderedPageBreak/>
         <w:t>Core Six AI Defensive Behavior Framework named explicitly as direct output of this methodology at full scale</w:t>
       </w:r>
     </w:p>
@@ -9218,11 +9205,7 @@
         <w:t>Structural Problem:</w:t>
       </w:r>
       <w:r>
-        <w:t xml:space="preserve"> Essay opened with academic framing establishing methodology context before the reader had any emotional investment. The organic opening — the 18-month grind against AI defensive behaviors — </w:t>
-      </w:r>
-      <w:r>
-        <w:lastRenderedPageBreak/>
-        <w:t>was buried. Multiple sections describing the method, the instrument, and the reader's situation had been drafted in separate sessions and not yet integrated. Section order did not reflect the discovery arc.</w:t>
+        <w:t xml:space="preserve"> Essay opened with academic framing establishing methodology context before the reader had any emotional investment. The organic opening — the 18-month grind against AI defensive behaviors — was buried. Multiple sections describing the method, the instrument, and the reader's situation had been drafted in separate sessions and not yet integrated. Section order did not reflect the discovery arc.</w:t>
       </w:r>
     </w:p>
     <w:p>
@@ -9380,7 +9363,6 @@
           <w:b/>
           <w:bCs/>
         </w:rPr>
-        <w:lastRenderedPageBreak/>
         <w:t>NEW SECTION: The Reader Beat</w:t>
       </w:r>
       <w:r>
@@ -9522,11 +9504,7 @@
         <w:t>Epilogue added in full:</w:t>
       </w:r>
       <w:r>
-        <w:t xml:space="preserve"> Complete "What Kept This Hidden" section — all paragraphs: buying-access strategies, their collapse, advisory loop as patient honest person, survivor analysis, "stop </w:t>
-      </w:r>
-      <w:r>
-        <w:lastRenderedPageBreak/>
-        <w:t>performing legitimacy you don't have," honest caveat about not knowing success yet, credibility gap/trap closer.</w:t>
+        <w:t xml:space="preserve"> Complete "What Kept This Hidden" section — all paragraphs: buying-access strategies, their collapse, advisory loop as patient honest person, survivor analysis, "stop performing legitimacy you don't have," honest caveat about not knowing success yet, credibility gap/trap closer.</w:t>
       </w:r>
     </w:p>
     <w:p>
@@ -9683,7 +9661,6 @@
           <w:b/>
           <w:bCs/>
         </w:rPr>
-        <w:lastRenderedPageBreak/>
         <w:t>Architecture layer one generalized</w:t>
       </w:r>
       <w:r>
@@ -9895,7 +9872,6 @@
           <w:b/>
           <w:bCs/>
         </w:rPr>
-        <w:lastRenderedPageBreak/>
         <w:t>Section order:</w:t>
       </w:r>
       <w:r>
@@ -10092,7 +10068,6 @@
           <w:b/>
           <w:bCs/>
         </w:rPr>
-        <w:lastRenderedPageBreak/>
         <w:t>147-page case packet correction applied in two locations:</w:t>
       </w:r>
       <w:r>
@@ -10238,7 +10213,6 @@
           <w:b/>
           <w:bCs/>
         </w:rPr>
-        <w:lastRenderedPageBreak/>
         <w:t>Audit trail coverage:</w:t>
       </w:r>
       <w:r>
@@ -10457,7 +10431,6 @@
           <w:b/>
           <w:bCs/>
         </w:rPr>
-        <w:lastRenderedPageBreak/>
         <w:t>Why the Work Is Yours opened with definition before demonstration:</w:t>
       </w:r>
       <w:r>
@@ -10584,7 +10557,6 @@
           <w:b/>
           <w:bCs/>
         </w:rPr>
-        <w:lastRenderedPageBreak/>
         <w:t>Why the Work Is Yours reordered</w:t>
       </w:r>
       <w:r>
@@ -10733,7 +10705,6 @@
           <w:b/>
           <w:bCs/>
         </w:rPr>
-        <w:lastRenderedPageBreak/>
         <w:t>Version-list paragraph in "How This Was Made":</w:t>
       </w:r>
       <w:r>
@@ -10911,11 +10882,7 @@
         <w:t>Epilogue stripped from ~700 words to ~160:</w:t>
       </w:r>
       <w:r>
-        <w:t xml:space="preserve"> Retained: pivot line, becoming beat, honest caveat, loop note, two punches. Removed: year-of-failure account, buying-access strategies and </w:t>
-      </w:r>
-      <w:r>
-        <w:lastRenderedPageBreak/>
-        <w:t>their collapse, advisory-as-confessor account, resistance chronicle, credibility-gap framing. Section title changed from "Epilogue: What Kept This Hidden" to "Epilogue."</w:t>
+        <w:t xml:space="preserve"> Retained: pivot line, becoming beat, honest caveat, loop note, two punches. Removed: year-of-failure account, buying-access strategies and their collapse, advisory-as-confessor account, resistance chronicle, credibility-gap framing. Section title changed from "Epilogue: What Kept This Hidden" to "Epilogue."</w:t>
       </w:r>
     </w:p>
     <w:p>
@@ -11488,7 +11455,6 @@
           <w:b/>
           <w:bCs/>
         </w:rPr>
-        <w:lastRenderedPageBreak/>
         <w:t>Added paragraph:</w:t>
       </w:r>
       <w:r>
@@ -11647,7 +11613,6 @@
           <w:b/>
           <w:bCs/>
         </w:rPr>
-        <w:lastRenderedPageBreak/>
         <w:t>Piano/symphony analogy</w:t>
       </w:r>
       <w:r>
@@ -11893,7 +11858,6 @@
         <w:pStyle w:val="ListBullet"/>
       </w:pPr>
       <w:r>
-        <w:lastRenderedPageBreak/>
         <w:t xml:space="preserve">Created </w:t>
       </w:r>
       <w:r>
@@ -12060,11 +12024,7 @@
         <w:t>Detection Problem Diagnosed:</w:t>
       </w:r>
       <w:r>
-        <w:t xml:space="preserve"> User: "the variation is too consistent. It's so consistent that even a human knows something weird is going on with this writing style." Diagnosis confirmed: Ernesthification was applying correct patterns with algorithmic consistency — every paragraph receiving confessional run → em-dash pivot </w:t>
-      </w:r>
-      <w:r>
-        <w:lastRenderedPageBreak/>
-        <w:t>→ short punch at uniform cadence. Predictably patterned variation is itself an AI detection signal. Real human voice applies patterns erratically, not uniformly.</w:t>
+        <w:t xml:space="preserve"> User: "the variation is too consistent. It's so consistent that even a human knows something weird is going on with this writing style." Diagnosis confirmed: Ernesthification was applying correct patterns with algorithmic consistency — every paragraph receiving confessional run → em-dash pivot → short punch at uniform cadence. Predictably patterned variation is itself an AI detection signal. Real human voice applies patterns erratically, not uniformly.</w:t>
       </w:r>
     </w:p>
     <w:p>
@@ -12231,7 +12191,6 @@
         <w:pStyle w:val="ListBullet"/>
       </w:pPr>
       <w:r>
-        <w:lastRenderedPageBreak/>
         <w:t>Phases A through I completed (standard FD structure); Code-Unlock issued after Phase I [internal session recovery note indicating approval to proceed]</w:t>
       </w:r>
     </w:p>
@@ -12396,7 +12355,6 @@
           <w:b/>
           <w:bCs/>
         </w:rPr>
-        <w:lastRenderedPageBreak/>
         <w:t>Version Header and Changelog Updated:</w:t>
       </w:r>
     </w:p>
@@ -12586,7 +12544,6 @@
           <w:b/>
           <w:bCs/>
         </w:rPr>
-        <w:lastRenderedPageBreak/>
         <w:t>Date:</w:t>
       </w:r>
       <w:r>
@@ -12776,7 +12733,6 @@
         <w:pStyle w:val="ListBullet"/>
       </w:pPr>
       <w:r>
-        <w:lastRenderedPageBreak/>
         <w:t>User: "Should we be calling this March 19th thing 'the legal deadline'? Tell me if I'm wrong, but aren't we arguing that the clause used to terminate the lease may not have been valid in the first place? Is it even worth arguing that?"</w:t>
       </w:r>
     </w:p>
@@ -13158,7 +13114,6 @@
           </w:tcPr>
           <w:p>
             <w:r>
-              <w:lastRenderedPageBreak/>
               <w:t>Figure 7</w:t>
             </w:r>
           </w:p>
@@ -13417,7 +13372,6 @@
         <w:pStyle w:val="ListBullet"/>
       </w:pPr>
       <w:r>
-        <w:lastRenderedPageBreak/>
         <w:t xml:space="preserve">Removed the entire "Before I go further..." disclaimer block (Old Uncle Sammy / context window warning / legal disclaimer) from its position before the </w:t>
       </w:r>
       <w:r>
@@ -13618,7 +13572,7 @@
         <w:color w:val="595959" w:themeColor="text1" w:themeTint="A6"/>
         <w:szCs w:val="20"/>
       </w:rPr>
-      <w:t>Cognitive Amplification: A Framework for Human-AI Collaborative Authorship</w:t>
+      <w:t>Cognitive Amplification: A Framework for Human-AI Collaborative Authorship — and the Instruments that Make it Real</w:t>
     </w:r>
     <w:r>
       <w:rPr>

--- a/Cognitive Amplification Essay/v1.6/Cognitive Amplification-A Framework for Human-AI Collaborative Authorship v1.6 AUDIT-TRAIL.docx
+++ b/Cognitive Amplification Essay/v1.6/Cognitive Amplification-A Framework for Human-AI Collaborative Authorship v1.6 AUDIT-TRAIL.docx
@@ -14,8 +14,6 @@
       <w:pPr>
         <w:pStyle w:val="Metadata"/>
       </w:pPr>
-      <w:bookmarkStart w:id="0" w:name="_GoBack"/>
-      <w:bookmarkEnd w:id="0"/>
       <w:r>
         <w:t>Preprint - v1.6 (April 2026)</w:t>
       </w:r>
@@ -28,7 +26,7 @@
       <w:r>
         <w:br/>
       </w:r>
-      <w:bookmarkStart w:id="1" w:name="_Hlk226801288"/>
+      <w:bookmarkStart w:id="0" w:name="_Hlk226801288"/>
       <w:r>
         <w:pict>
           <v:rect id="_x0000_i1025" style="width:0;height:1.5pt" o:hralign="center" o:hrstd="t" o:hr="t"/>
@@ -157,6 +155,25 @@
           <w:t>DOI: 10.5281/zenodo.19423182</w:t>
         </w:r>
       </w:hyperlink>
+      <w:r>
+        <w:rPr>
+          <w:color w:val="4F81BD"/>
+        </w:rPr>
+        <w:t xml:space="preserve">. </w:t>
+      </w:r>
+      <w:r>
+        <w:t>(</w:t>
+      </w:r>
+      <w:r>
+        <w:rPr>
+          <w:b/>
+          <w:bCs/>
+        </w:rPr>
+        <w:t>reserved; will resolve upon public release</w:t>
+      </w:r>
+      <w:r>
+        <w:t>).</w:t>
+      </w:r>
     </w:p>
     <w:p>
       <w:r>
@@ -165,7 +182,7 @@
         </w:pict>
       </w:r>
     </w:p>
-    <w:bookmarkEnd w:id="1"/>
+    <w:bookmarkEnd w:id="0"/>
     <w:p>
       <w:pPr>
         <w:pStyle w:val="Heading1"/>
@@ -176,7 +193,12 @@
     </w:p>
     <w:p>
       <w:r>
-        <w:t>This document is the public release version of the essay's production log. What it proves is not just that the essay changed many times, but that the pattern of change remained consistent throughout: the human identified the problem, AI implemented against that direction, the human evaluated the result, and the human redirected when the work still was not right. The essay argues that this is what cognitive amplification looks like in practice. The audit trail shows the method operating on the essay itself.</w:t>
+        <w:t>This document is th</w:t>
+      </w:r>
+      <w:bookmarkStart w:id="1" w:name="_GoBack"/>
+      <w:bookmarkEnd w:id="1"/>
+      <w:r>
+        <w:t>e public release version of the essay's production log. What it proves is not just that the essay changed many times, but that the pattern of change remained consistent throughout: the human identified the problem, AI implemented against that direction, the human evaluated the result, and the human redirected when the work still was not right. The essay argues that this is what cognitive amplification looks like in practice. The audit trail shows the method operating on the essay itself.</w:t>
       </w:r>
     </w:p>
     <w:p>
@@ -8006,6 +8028,7 @@
           <w:b/>
           <w:bCs/>
         </w:rPr>
+        <w:lastRenderedPageBreak/>
         <w:t>Advisory chain for this pass:</w:t>
       </w:r>
       <w:r>
@@ -8210,6 +8233,7 @@
           <w:b/>
           <w:bCs/>
         </w:rPr>
+        <w:lastRenderedPageBreak/>
         <w:t>Research grounded in human-sourced material</w:t>
       </w:r>
       <w:r>
@@ -8353,7 +8377,11 @@
         <w:t>Problem Identified in v0.12:</w:t>
       </w:r>
       <w:r>
-        <w:t xml:space="preserve"> External advisory (Perplexity) consulted on detection resistance strategy post-v0.12 Ernesthification. Advisory conclusion: Detection tools systematically over-flag technical/academic register regardless of actual prose variation. Ceiling for this work may be ~30% regardless of intervention depth. Strategic priority shifted: voice authenticity matters more than detector score. Problem: Five sections still opened with academic formula markers ("What advisory AI actually does goes well past...", "The second thing advisory AI does...", "When it works, the combined function looks like this:", "This essay was written using cognitive amplification..."). External advisory paragraph structured system-first rather than practice-first. Educator/organizer examples contained colon-list symmetry ("The X provides:") creating algorithmic pattern.</w:t>
+        <w:t xml:space="preserve"> External advisory (Perplexity) consulted on detection resistance strategy post-v0.12 Ernesthification. Advisory conclusion: Detection tools systematically over-flag technical/academic register regardless of actual prose variation. Ceiling for this work may be ~30% regardless of intervention depth. Strategic priority shifted: voice authenticity matters more than detector score. Problem: Five sections still opened with academic formula markers ("What advisory AI actually does goes well past...", "The second thing advisory AI does...", "When it works, the combined function looks like this:", "This essay was written using </w:t>
+      </w:r>
+      <w:r>
+        <w:lastRenderedPageBreak/>
+        <w:t>cognitive amplification..."). External advisory paragraph structured system-first rather than practice-first. Educator/organizer examples contained colon-list symmetry ("The X provides:") creating algorithmic pattern.</w:t>
       </w:r>
     </w:p>
     <w:p>
@@ -8491,6 +8519,7 @@
           <w:b/>
           <w:bCs/>
         </w:rPr>
+        <w:lastRenderedPageBreak/>
         <w:t>Advisory chain for this pass:</w:t>
       </w:r>
       <w:r>
@@ -8599,6 +8628,7 @@
         <w:pStyle w:val="ListNumber"/>
       </w:pPr>
       <w:r>
+        <w:lastRenderedPageBreak/>
         <w:t>Universal relatability shift: Moves CA from academic-only territory to "anyone who needs to express knowledge but lacks resources"</w:t>
       </w:r>
     </w:p>
@@ -8719,6 +8749,7 @@
         <w:pStyle w:val="ListNumber"/>
       </w:pPr>
       <w:r>
+        <w:lastRenderedPageBreak/>
         <w:t>Each entry explains substantive changes (detection-resistance, voice-authenticity, legal case integration, organizational structure)</w:t>
       </w:r>
     </w:p>
@@ -8894,6 +8925,7 @@
         <w:pStyle w:val="ListBullet"/>
       </w:pPr>
       <w:r>
+        <w:lastRenderedPageBreak/>
         <w:t>User feedback integration cycles: 12</w:t>
       </w:r>
     </w:p>
@@ -9040,6 +9072,7 @@
         <w:pStyle w:val="ListNumber"/>
       </w:pPr>
       <w:r>
+        <w:lastRenderedPageBreak/>
         <w:t>Scale and rigor constraint stated plainly: one researcher, no institution, no team, amplification required</w:t>
       </w:r>
     </w:p>
@@ -9226,6 +9259,7 @@
           <w:b/>
           <w:bCs/>
         </w:rPr>
+        <w:lastRenderedPageBreak/>
         <w:t>Major Changes Implemented in v0.15:</w:t>
       </w:r>
     </w:p>
@@ -9395,6 +9429,7 @@
           <w:b/>
           <w:bCs/>
         </w:rPr>
+        <w:lastRenderedPageBreak/>
         <w:t>Date:</w:t>
       </w:r>
       <w:r>
@@ -9543,6 +9578,7 @@
           <w:b/>
           <w:bCs/>
         </w:rPr>
+        <w:lastRenderedPageBreak/>
         <w:t>Result:</w:t>
       </w:r>
       <w:r>
@@ -9706,6 +9742,7 @@
           <w:b/>
           <w:bCs/>
         </w:rPr>
+        <w:lastRenderedPageBreak/>
         <w:t>v0.5 fork description corrected</w:t>
       </w:r>
       <w:r>
@@ -9917,6 +9954,7 @@
           <w:b/>
           <w:bCs/>
         </w:rPr>
+        <w:lastRenderedPageBreak/>
         <w:t>Research paper count:</w:t>
       </w:r>
       <w:r>
@@ -10086,7 +10124,11 @@
         <w:t>Research paper count updated to 45+</w:t>
       </w:r>
       <w:r>
-        <w:t xml:space="preserve"> in four locations: The Method ("produces 45+ research papers"), The Work as Evidence (Ernesthification reference, "consistent across 45+ papers"), Epilogue ("45+ papers. 50,000 documented conversation turns"), How This Was Made ("cross-referencing a 45+ paper corpus"). "80+ episodes" references left unchanged in The Grind, the legal case section, and The Work as Evidence.</w:t>
+        <w:t xml:space="preserve"> in four locations: The Method ("produces 45+ research papers"), The Work as Evidence (Ernesthification reference, "consistent across 45+ </w:t>
+      </w:r>
+      <w:r>
+        <w:lastRenderedPageBreak/>
+        <w:t>papers"), Epilogue ("45+ papers. 50,000 documented conversation turns"), How This Was Made ("cross-referencing a 45+ paper corpus"). "80+ episodes" references left unchanged in The Grind, the legal case section, and The Work as Evidence.</w:t>
       </w:r>
     </w:p>
     <w:p>
@@ -10259,6 +10301,7 @@
           <w:b/>
           <w:bCs/>
         </w:rPr>
+        <w:lastRenderedPageBreak/>
         <w:t>External advisory inputs:</w:t>
       </w:r>
       <w:r>
@@ -10446,6 +10489,7 @@
           <w:b/>
           <w:bCs/>
         </w:rPr>
+        <w:lastRenderedPageBreak/>
         <w:t>How This Was Made opened with label:</w:t>
       </w:r>
       <w:r>
@@ -10560,7 +10604,11 @@
         <w:t>Why the Work Is Yours reordered</w:t>
       </w:r>
       <w:r>
-        <w:t>: Removed "The anxiety is understandable" + "It's wrong" opening. Section now opens with Surface Compliance ownership claim as live demonstration: "No AI system decided that Surface Compliance was a real pattern worth naming. I did." Authorship definition follows as support for the demonstration already given. Demonstrate → define replaces define → defend.</w:t>
+        <w:t xml:space="preserve">: Removed "The anxiety is understandable" + "It's wrong" opening. Section now opens with Surface Compliance ownership claim as live demonstration: "No AI system decided that Surface Compliance was a real pattern worth naming. I did." Authorship </w:t>
+      </w:r>
+      <w:r>
+        <w:lastRenderedPageBreak/>
+        <w:t>definition follows as support for the demonstration already given. Demonstrate → define replaces define → defend.</w:t>
       </w:r>
     </w:p>
     <w:p>
@@ -10720,6 +10768,7 @@
           <w:b/>
           <w:bCs/>
         </w:rPr>
+        <w:lastRenderedPageBreak/>
         <w:t>Hollow Completions paragraph over-explained:</w:t>
       </w:r>
       <w:r>
@@ -10891,6 +10940,7 @@
           <w:b/>
           <w:bCs/>
         </w:rPr>
+        <w:lastRenderedPageBreak/>
         <w:t>Substantive content:</w:t>
       </w:r>
       <w:r>
@@ -11149,6 +11199,7 @@
         <w:pStyle w:val="Heading2"/>
       </w:pPr>
       <w:r>
+        <w:lastRenderedPageBreak/>
         <w:t>v1.4 Patch Log — 2026-03-30 (Post-Perplexity Critic Review)</w:t>
       </w:r>
     </w:p>
@@ -11458,7 +11509,11 @@
         <w:t>Added paragraph:</w:t>
       </w:r>
       <w:r>
-        <w:t xml:space="preserve"> "This framework was not built from the theoretical literature on human-computer interaction or cognitive extension. It was built from practice -- from 18 months of adversarial experience that preceded any engagement with that literature. I've since learned that others have arrived at adjacent positions from different starting points. That convergence is the evidence. The citation would be the performance."</w:t>
+        <w:t xml:space="preserve"> "This framework was not built from the theoretical literature on human-computer interaction or cognitive extension. It was built from practice -- from 18 months of adversarial experience </w:t>
+      </w:r>
+      <w:r>
+        <w:lastRenderedPageBreak/>
+        <w:t>that preceded any engagement with that literature. I've since learned that others have arrived at adjacent positions from different starting points. That convergence is the evidence. The citation would be the performance."</w:t>
       </w:r>
     </w:p>
     <w:p>
@@ -11643,6 +11698,7 @@
           <w:b/>
           <w:bCs/>
         </w:rPr>
+        <w:lastRenderedPageBreak/>
         <w:t>Two-layer amplification model</w:t>
       </w:r>
       <w:r>
@@ -11875,6 +11931,7 @@
         <w:pStyle w:val="ListBullet"/>
       </w:pPr>
       <w:r>
+        <w:lastRenderedPageBreak/>
         <w:t>Problem identified immediately: no stakes for uninitiated reader. User: "reads like a gripe fest and a pity party." File retained as archive; superseded by Epilogue architecture (below)</w:t>
       </w:r>
     </w:p>
@@ -12024,7 +12081,11 @@
         <w:t>Detection Problem Diagnosed:</w:t>
       </w:r>
       <w:r>
-        <w:t xml:space="preserve"> User: "the variation is too consistent. It's so consistent that even a human knows something weird is going on with this writing style." Diagnosis confirmed: Ernesthification was applying correct patterns with algorithmic consistency — every paragraph receiving confessional run → em-dash pivot → short punch at uniform cadence. Predictably patterned variation is itself an AI detection signal. Real human voice applies patterns erratically, not uniformly.</w:t>
+        <w:t xml:space="preserve"> User: "the variation is too consistent. It's so consistent that even a human knows something weird is going on with this writing style." Diagnosis confirmed: Ernesthification was applying correct patterns with algorithmic consistency — every paragraph receiving confessional run → em-dash pivot </w:t>
+      </w:r>
+      <w:r>
+        <w:lastRenderedPageBreak/>
+        <w:t>→ short punch at uniform cadence. Predictably patterned variation is itself an AI detection signal. Real human voice applies patterns erratically, not uniformly.</w:t>
       </w:r>
     </w:p>
     <w:p>
@@ -12191,6 +12252,7 @@
         <w:pStyle w:val="ListBullet"/>
       </w:pPr>
       <w:r>
+        <w:lastRenderedPageBreak/>
         <w:t>Phases A through I completed (standard FD structure); Code-Unlock issued after Phase I [internal session recovery note indicating approval to proceed]</w:t>
       </w:r>
     </w:p>
@@ -12355,6 +12417,7 @@
           <w:b/>
           <w:bCs/>
         </w:rPr>
+        <w:lastRenderedPageBreak/>
         <w:t>Version Header and Changelog Updated:</w:t>
       </w:r>
     </w:p>
@@ -12535,6 +12598,7 @@
         <w:pStyle w:val="Heading2"/>
       </w:pPr>
       <w:r>
+        <w:lastRenderedPageBreak/>
         <w:t>v1.5 — DOI Citation Additions (April 2026)</w:t>
       </w:r>
     </w:p>
@@ -12713,6 +12777,7 @@
           <w:b/>
           <w:bCs/>
         </w:rPr>
+        <w:lastRenderedPageBreak/>
         <w:t>v1.6 final session (2026-04-09):</w:t>
       </w:r>
       <w:r>
@@ -12988,6 +13053,7 @@
           </w:tcPr>
           <w:p>
             <w:r>
+              <w:lastRenderedPageBreak/>
               <w:t>Figure 4</w:t>
             </w:r>
           </w:p>
